--- a/Docs/ForTheBlind/TeachingProgrammingToTheBlindOnePixel.docx
+++ b/Docs/ForTheBlind/TeachingProgrammingToTheBlindOnePixel.docx
@@ -1,6 +1,6 @@
 
 <file path=word/document.xml><?xml version="1.0" encoding="utf-8"?>
-<w:document xmlns:wpc="http://schemas.microsoft.com/office/word/2010/wordprocessingCanvas" xmlns:cx="http://schemas.microsoft.com/office/drawing/2014/chartex" xmlns:cx1="http://schemas.microsoft.com/office/drawing/2015/9/8/chartex" xmlns:cx2="http://schemas.microsoft.com/office/drawing/2015/10/21/chartex" xmlns:cx3="http://schemas.microsoft.com/office/drawing/2016/5/9/chartex" xmlns:cx4="http://schemas.microsoft.com/office/drawing/2016/5/10/chartex" xmlns:cx5="http://schemas.microsoft.com/office/drawing/2016/5/11/chartex" xmlns:cx6="http://schemas.microsoft.com/office/drawing/2016/5/12/chartex" xmlns:cx7="http://schemas.microsoft.com/office/drawing/2016/5/13/chartex" xmlns:cx8="http://schemas.microsoft.com/office/drawing/2016/5/14/chartex" xmlns:mc="http://schemas.openxmlformats.org/markup-compatibility/2006" xmlns:aink="http://schemas.microsoft.com/office/drawing/2016/ink" xmlns:am3d="http://schemas.microsoft.com/office/drawing/2017/model3d" xmlns:o="urn:schemas-microsoft-com:office:office" xmlns:oel="http://schemas.microsoft.com/office/2019/extlst" xmlns:r="http://schemas.openxmlformats.org/officeDocument/2006/relationships" xmlns:m="http://schemas.openxmlformats.org/officeDocument/2006/math" xmlns:v="urn:schemas-microsoft-com:vml" xmlns:wp14="http://schemas.microsoft.com/office/word/2010/wordprocessingDrawing" xmlns:wp="http://schemas.openxmlformats.org/drawingml/2006/wordprocessingDrawing" xmlns:w10="urn:schemas-microsoft-com:office:word" xmlns:w="http://schemas.openxmlformats.org/wordprocessingml/2006/main" xmlns:w14="http://schemas.microsoft.com/office/word/2010/wordml" xmlns:w15="http://schemas.microsoft.com/office/word/2012/wordml" xmlns:w16cex="http://schemas.microsoft.com/office/word/2018/wordml/cex" xmlns:w16cid="http://schemas.microsoft.com/office/word/2016/wordml/cid" xmlns:w16="http://schemas.microsoft.com/office/word/2018/wordml" xmlns:w16sdtdh="http://schemas.microsoft.com/office/word/2020/wordml/sdtdatahash" xmlns:w16se="http://schemas.microsoft.com/office/word/2015/wordml/symex" xmlns:wpg="http://schemas.microsoft.com/office/word/2010/wordprocessingGroup" xmlns:wpi="http://schemas.microsoft.com/office/word/2010/wordprocessingInk" xmlns:wne="http://schemas.microsoft.com/office/word/2006/wordml" xmlns:wps="http://schemas.microsoft.com/office/word/2010/wordprocessingShape" mc:Ignorable="w14 w15 w16se w16cid w16 w16cex w16sdtdh wp14">
+<w:document xmlns:wpc="http://schemas.microsoft.com/office/word/2010/wordprocessingCanvas" xmlns:cx="http://schemas.microsoft.com/office/drawing/2014/chartex" xmlns:cx1="http://schemas.microsoft.com/office/drawing/2015/9/8/chartex" xmlns:cx2="http://schemas.microsoft.com/office/drawing/2015/10/21/chartex" xmlns:cx3="http://schemas.microsoft.com/office/drawing/2016/5/9/chartex" xmlns:cx4="http://schemas.microsoft.com/office/drawing/2016/5/10/chartex" xmlns:cx5="http://schemas.microsoft.com/office/drawing/2016/5/11/chartex" xmlns:cx6="http://schemas.microsoft.com/office/drawing/2016/5/12/chartex" xmlns:cx7="http://schemas.microsoft.com/office/drawing/2016/5/13/chartex" xmlns:cx8="http://schemas.microsoft.com/office/drawing/2016/5/14/chartex" xmlns:mc="http://schemas.openxmlformats.org/markup-compatibility/2006" xmlns:aink="http://schemas.microsoft.com/office/drawing/2016/ink" xmlns:am3d="http://schemas.microsoft.com/office/drawing/2017/model3d" xmlns:o="urn:schemas-microsoft-com:office:office" xmlns:oel="http://schemas.microsoft.com/office/2019/extlst" xmlns:r="http://schemas.openxmlformats.org/officeDocument/2006/relationships" xmlns:m="http://schemas.openxmlformats.org/officeDocument/2006/math" xmlns:v="urn:schemas-microsoft-com:vml" xmlns:wp14="http://schemas.microsoft.com/office/word/2010/wordprocessingDrawing" xmlns:wp="http://schemas.openxmlformats.org/drawingml/2006/wordprocessingDrawing" xmlns:w10="urn:schemas-microsoft-com:office:word" xmlns:w="http://schemas.openxmlformats.org/wordprocessingml/2006/main" xmlns:w14="http://schemas.microsoft.com/office/word/2010/wordml" xmlns:w15="http://schemas.microsoft.com/office/word/2012/wordml" xmlns:w16cex="http://schemas.microsoft.com/office/word/2018/wordml/cex" xmlns:w16cid="http://schemas.microsoft.com/office/word/2016/wordml/cid" xmlns:w16="http://schemas.microsoft.com/office/word/2018/wordml" xmlns:w16du="http://schemas.microsoft.com/office/word/2023/wordml/word16du" xmlns:w16sdtdh="http://schemas.microsoft.com/office/word/2020/wordml/sdtdatahash" xmlns:w16se="http://schemas.microsoft.com/office/word/2015/wordml/symex" xmlns:wpg="http://schemas.microsoft.com/office/word/2010/wordprocessingGroup" xmlns:wpi="http://schemas.microsoft.com/office/word/2010/wordprocessingInk" xmlns:wne="http://schemas.microsoft.com/office/word/2006/wordml" xmlns:wps="http://schemas.microsoft.com/office/word/2010/wordprocessingShape" mc:Ignorable="w14 w15 w16se w16cid w16 w16cex w16sdtdh w16du wp14">
   <w:body>
     <w:p>
       <w:pPr>
@@ -67,7 +67,13 @@
         <w:t>.</w:t>
       </w:r>
       <w:r>
-        <w:t xml:space="preserve">  My assumption here is that, for a large part, we live a multidimensional world and multidimensional programming examples help.  Besides, graphics is fun!  As a programing teaching </w:t>
+        <w:t xml:space="preserve">  My assumption here is that, for a large part, we </w:t>
+      </w:r>
+      <w:r>
+        <w:t>live in</w:t>
+      </w:r>
+      <w:r>
+        <w:t xml:space="preserve"> a multidimensional world and multidimensional programming examples help.  Besides, graphics is fun!  As a programing teaching </w:t>
       </w:r>
       <w:r>
         <w:t>aid,</w:t>
@@ -1787,7 +1793,7 @@
           <w:noProof/>
         </w:rPr>
         <w:drawing>
-          <wp:inline distT="0" distB="0" distL="0" distR="0" wp14:anchorId="117BE600" wp14:editId="0EE5868A">
+          <wp:inline distT="0" distB="0" distL="0" distR="0" wp14:anchorId="117BE600" wp14:editId="775FA4E3">
             <wp:extent cx="5943600" cy="5158105"/>
             <wp:effectExtent l="0" t="0" r="0" b="0"/>
             <wp:docPr id="3" name="Picture 3"/>
@@ -1938,8 +1944,13 @@
         <w:framePr w:wrap="notBeside"/>
       </w:pPr>
       <w:r>
-        <w:t>,,,,,,,,,,,,iiiiii</w:t>
-      </w:r>
+        <w:t>,,,,,,,,,,,,</w:t>
+      </w:r>
+      <w:proofErr w:type="spellStart"/>
+      <w:r>
+        <w:t>iiiiii</w:t>
+      </w:r>
+      <w:proofErr w:type="spellEnd"/>
     </w:p>
     <w:p>
       <w:pPr>
@@ -1947,8 +1958,21 @@
         <w:framePr w:wrap="notBeside"/>
       </w:pPr>
       <w:r>
-        <w:t>,,,,,,,,,,,,iiiiii,,,,,,,,vvv</w:t>
-      </w:r>
+        <w:t>,,,,,,,,,,,,</w:t>
+      </w:r>
+      <w:proofErr w:type="spellStart"/>
+      <w:r>
+        <w:t>iiiiii</w:t>
+      </w:r>
+      <w:proofErr w:type="spellEnd"/>
+      <w:r>
+        <w:t>,,,,,,,,</w:t>
+      </w:r>
+      <w:proofErr w:type="spellStart"/>
+      <w:r>
+        <w:t>vvv</w:t>
+      </w:r>
+      <w:proofErr w:type="spellEnd"/>
     </w:p>
     <w:p>
       <w:pPr>
@@ -1956,8 +1980,21 @@
         <w:framePr w:wrap="notBeside"/>
       </w:pPr>
       <w:r>
-        <w:t>,,,,,,,,,,,,iiiii,,,,,,,vvvvvv</w:t>
-      </w:r>
+        <w:t>,,,,,,,,,,,,</w:t>
+      </w:r>
+      <w:proofErr w:type="spellStart"/>
+      <w:r>
+        <w:t>iiiii</w:t>
+      </w:r>
+      <w:proofErr w:type="spellEnd"/>
+      <w:r>
+        <w:t>,,,,,,,</w:t>
+      </w:r>
+      <w:proofErr w:type="spellStart"/>
+      <w:r>
+        <w:t>vvvvvv</w:t>
+      </w:r>
+      <w:proofErr w:type="spellEnd"/>
     </w:p>
     <w:p>
       <w:pPr>
@@ -1965,8 +2002,13 @@
         <w:framePr w:wrap="notBeside"/>
       </w:pPr>
       <w:r>
-        <w:t>,,,,,,,,,,,,,,,i,,,,,,,,vvvvvv</w:t>
-      </w:r>
+        <w:t>,,,,,,,,,,,,,,,i,,,,,,,,</w:t>
+      </w:r>
+      <w:proofErr w:type="spellStart"/>
+      <w:r>
+        <w:t>vvvvvv</w:t>
+      </w:r>
+      <w:proofErr w:type="spellEnd"/>
     </w:p>
     <w:p>
       <w:pPr>
@@ -1974,8 +2016,21 @@
         <w:framePr w:wrap="notBeside"/>
       </w:pPr>
       <w:r>
-        <w:t>,,,bbb,,,,,,,,,ii,,,,,,,,vvvvv</w:t>
-      </w:r>
+        <w:t>,,,</w:t>
+      </w:r>
+      <w:proofErr w:type="spellStart"/>
+      <w:r>
+        <w:t>bbb</w:t>
+      </w:r>
+      <w:proofErr w:type="spellEnd"/>
+      <w:r>
+        <w:t>,,,,,,,,,ii,,,,,,,,</w:t>
+      </w:r>
+      <w:proofErr w:type="spellStart"/>
+      <w:r>
+        <w:t>vvvvv</w:t>
+      </w:r>
+      <w:proofErr w:type="spellEnd"/>
     </w:p>
     <w:p>
       <w:pPr>
@@ -1983,8 +2038,21 @@
         <w:framePr w:wrap="notBeside"/>
       </w:pPr>
       <w:r>
-        <w:t>,,bbbbb,,,,,,,,,i,,,,,,vvv</w:t>
-      </w:r>
+        <w:t>,,</w:t>
+      </w:r>
+      <w:proofErr w:type="spellStart"/>
+      <w:r>
+        <w:t>bbbbb</w:t>
+      </w:r>
+      <w:proofErr w:type="spellEnd"/>
+      <w:r>
+        <w:t>,,,,,,,,,i,,,,,,</w:t>
+      </w:r>
+      <w:proofErr w:type="spellStart"/>
+      <w:r>
+        <w:t>vvv</w:t>
+      </w:r>
+      <w:proofErr w:type="spellEnd"/>
     </w:p>
     <w:p>
       <w:pPr>
@@ -1992,8 +2060,21 @@
         <w:framePr w:wrap="notBeside"/>
       </w:pPr>
       <w:r>
-        <w:t>,,bbbbbb,,,,,,,,i,,,,,vv</w:t>
-      </w:r>
+        <w:t>,,</w:t>
+      </w:r>
+      <w:proofErr w:type="spellStart"/>
+      <w:r>
+        <w:t>bbbbbb</w:t>
+      </w:r>
+      <w:proofErr w:type="spellEnd"/>
+      <w:r>
+        <w:t>,,,,,,,,i,,,,,</w:t>
+      </w:r>
+      <w:proofErr w:type="spellStart"/>
+      <w:r>
+        <w:t>vv</w:t>
+      </w:r>
+      <w:proofErr w:type="spellEnd"/>
     </w:p>
     <w:p>
       <w:pPr>
@@ -2001,8 +2082,21 @@
         <w:framePr w:wrap="notBeside"/>
       </w:pPr>
       <w:r>
-        <w:t>,,bbbbbbbb,,,,,,ii,,,vv</w:t>
-      </w:r>
+        <w:t>,,</w:t>
+      </w:r>
+      <w:proofErr w:type="spellStart"/>
+      <w:r>
+        <w:t>bbbbbbbb</w:t>
+      </w:r>
+      <w:proofErr w:type="spellEnd"/>
+      <w:r>
+        <w:t>,,,,,,ii,,,</w:t>
+      </w:r>
+      <w:proofErr w:type="spellStart"/>
+      <w:r>
+        <w:t>vv</w:t>
+      </w:r>
+      <w:proofErr w:type="spellEnd"/>
     </w:p>
     <w:p>
       <w:pPr>
@@ -2010,8 +2104,21 @@
         <w:framePr w:wrap="notBeside"/>
       </w:pPr>
       <w:r>
-        <w:t>,,,,,,,,,,bbbb,,,i,,v,,,,,,,,,,,rr</w:t>
-      </w:r>
+        <w:t>,,,,,,,,,,</w:t>
+      </w:r>
+      <w:proofErr w:type="spellStart"/>
+      <w:r>
+        <w:t>bbbb</w:t>
+      </w:r>
+      <w:proofErr w:type="spellEnd"/>
+      <w:r>
+        <w:t>,,,i,,v,,,,,,,,,,,</w:t>
+      </w:r>
+      <w:proofErr w:type="spellStart"/>
+      <w:r>
+        <w:t>rr</w:t>
+      </w:r>
+      <w:proofErr w:type="spellEnd"/>
     </w:p>
     <w:p>
       <w:pPr>
@@ -2019,8 +2126,21 @@
         <w:framePr w:wrap="notBeside"/>
       </w:pPr>
       <w:r>
-        <w:t>,,,,,,,,,,,,,bbbbivv,,,,,,,,,,rrrrrr</w:t>
-      </w:r>
+        <w:t>,,,,,,,,,,,,,</w:t>
+      </w:r>
+      <w:proofErr w:type="spellStart"/>
+      <w:r>
+        <w:t>bbbbivv</w:t>
+      </w:r>
+      <w:proofErr w:type="spellEnd"/>
+      <w:r>
+        <w:t>,,,,,,,,,,</w:t>
+      </w:r>
+      <w:proofErr w:type="spellStart"/>
+      <w:r>
+        <w:t>rrrrrr</w:t>
+      </w:r>
+      <w:proofErr w:type="spellEnd"/>
     </w:p>
     <w:p>
       <w:pPr>
@@ -2028,8 +2148,13 @@
         <w:framePr w:wrap="notBeside"/>
       </w:pPr>
       <w:r>
-        <w:t>,,,,,,,,,,,,,,,,bvvrrrrrrrrrrrrrrrrr</w:t>
-      </w:r>
+        <w:t>,,,,,,,,,,,,,,,,</w:t>
+      </w:r>
+      <w:proofErr w:type="spellStart"/>
+      <w:r>
+        <w:t>bvvrrrrrrrrrrrrrrrrr</w:t>
+      </w:r>
+      <w:proofErr w:type="spellEnd"/>
     </w:p>
     <w:p>
       <w:pPr>
@@ -2037,8 +2162,21 @@
         <w:framePr w:wrap="notBeside"/>
       </w:pPr>
       <w:r>
-        <w:t>,,,,,,,,,,,,,ggg,yoo,,,,,,,,,,rrrrrr</w:t>
-      </w:r>
+        <w:t>,,,,,,,,,,,,,ggg,</w:t>
+      </w:r>
+      <w:proofErr w:type="spellStart"/>
+      <w:r>
+        <w:t>yoo</w:t>
+      </w:r>
+      <w:proofErr w:type="spellEnd"/>
+      <w:r>
+        <w:t>,,,,,,,,,,</w:t>
+      </w:r>
+      <w:proofErr w:type="spellStart"/>
+      <w:r>
+        <w:t>rrrrrr</w:t>
+      </w:r>
+      <w:proofErr w:type="spellEnd"/>
     </w:p>
     <w:p>
       <w:pPr>
@@ -2046,8 +2184,21 @@
         <w:framePr w:wrap="notBeside"/>
       </w:pPr>
       <w:r>
-        <w:t>,,,,g,,,,ggggg,,,y,,o,,,,,,,,,,,rr</w:t>
-      </w:r>
+        <w:t>,,,,g,,,,</w:t>
+      </w:r>
+      <w:proofErr w:type="spellStart"/>
+      <w:r>
+        <w:t>ggggg</w:t>
+      </w:r>
+      <w:proofErr w:type="spellEnd"/>
+      <w:r>
+        <w:t>,,,y,,o,,,,,,,,,,,</w:t>
+      </w:r>
+      <w:proofErr w:type="spellStart"/>
+      <w:r>
+        <w:t>rr</w:t>
+      </w:r>
+      <w:proofErr w:type="spellEnd"/>
     </w:p>
     <w:p>
       <w:pPr>
@@ -2055,8 +2206,29 @@
         <w:framePr w:wrap="notBeside"/>
       </w:pPr>
       <w:r>
-        <w:t>,,gggggggg,,,,,,yy,,,oo</w:t>
-      </w:r>
+        <w:t>,,</w:t>
+      </w:r>
+      <w:proofErr w:type="spellStart"/>
+      <w:r>
+        <w:t>gggggggg</w:t>
+      </w:r>
+      <w:proofErr w:type="spellEnd"/>
+      <w:r>
+        <w:t>,,,,,,</w:t>
+      </w:r>
+      <w:proofErr w:type="spellStart"/>
+      <w:r>
+        <w:t>yy</w:t>
+      </w:r>
+      <w:proofErr w:type="spellEnd"/>
+      <w:r>
+        <w:t>,,,</w:t>
+      </w:r>
+      <w:proofErr w:type="spellStart"/>
+      <w:r>
+        <w:t>oo</w:t>
+      </w:r>
+      <w:proofErr w:type="spellEnd"/>
     </w:p>
     <w:p>
       <w:pPr>
@@ -2064,8 +2236,21 @@
         <w:framePr w:wrap="notBeside"/>
       </w:pPr>
       <w:r>
-        <w:t>,,gggggg,,,,,,,,y,,,,,oo</w:t>
-      </w:r>
+        <w:t>,,</w:t>
+      </w:r>
+      <w:proofErr w:type="spellStart"/>
+      <w:r>
+        <w:t>gggggg</w:t>
+      </w:r>
+      <w:proofErr w:type="spellEnd"/>
+      <w:r>
+        <w:t>,,,,,,,,y,,,,,</w:t>
+      </w:r>
+      <w:proofErr w:type="spellStart"/>
+      <w:r>
+        <w:t>oo</w:t>
+      </w:r>
+      <w:proofErr w:type="spellEnd"/>
     </w:p>
     <w:p>
       <w:pPr>
@@ -2073,8 +2258,21 @@
         <w:framePr w:wrap="notBeside"/>
       </w:pPr>
       <w:r>
-        <w:t>,,ggggg,,,,,,,,,y,,,,,,ooo</w:t>
-      </w:r>
+        <w:t>,,</w:t>
+      </w:r>
+      <w:proofErr w:type="spellStart"/>
+      <w:r>
+        <w:t>ggggg</w:t>
+      </w:r>
+      <w:proofErr w:type="spellEnd"/>
+      <w:r>
+        <w:t>,,,,,,,,,y,,,,,,</w:t>
+      </w:r>
+      <w:proofErr w:type="spellStart"/>
+      <w:r>
+        <w:t>ooo</w:t>
+      </w:r>
+      <w:proofErr w:type="spellEnd"/>
     </w:p>
     <w:p>
       <w:pPr>
@@ -2082,8 +2280,21 @@
         <w:framePr w:wrap="notBeside"/>
       </w:pPr>
       <w:r>
-        <w:t>,,,,g,,,,,,,,,,yy,,,,,,,,ooooo</w:t>
-      </w:r>
+        <w:t>,,,,g,,,,,,,,,,</w:t>
+      </w:r>
+      <w:proofErr w:type="spellStart"/>
+      <w:r>
+        <w:t>yy</w:t>
+      </w:r>
+      <w:proofErr w:type="spellEnd"/>
+      <w:r>
+        <w:t>,,,,,,,,</w:t>
+      </w:r>
+      <w:proofErr w:type="spellStart"/>
+      <w:r>
+        <w:t>ooooo</w:t>
+      </w:r>
+      <w:proofErr w:type="spellEnd"/>
     </w:p>
     <w:p>
       <w:pPr>
@@ -2091,8 +2302,13 @@
         <w:framePr w:wrap="notBeside"/>
       </w:pPr>
       <w:r>
-        <w:t>,,,,,,,,,,,,,,,y,,,,,,,,oooooo</w:t>
-      </w:r>
+        <w:t>,,,,,,,,,,,,,,,y,,,,,,,,</w:t>
+      </w:r>
+      <w:proofErr w:type="spellStart"/>
+      <w:r>
+        <w:t>oooooo</w:t>
+      </w:r>
+      <w:proofErr w:type="spellEnd"/>
     </w:p>
     <w:p>
       <w:pPr>
@@ -2100,8 +2316,21 @@
         <w:framePr w:wrap="notBeside"/>
       </w:pPr>
       <w:r>
-        <w:t>,,,,,,,,,,,,yyyyyy,,,,,,oooooo</w:t>
-      </w:r>
+        <w:t>,,,,,,,,,,,,</w:t>
+      </w:r>
+      <w:proofErr w:type="spellStart"/>
+      <w:r>
+        <w:t>yyyyyy</w:t>
+      </w:r>
+      <w:proofErr w:type="spellEnd"/>
+      <w:r>
+        <w:t>,,,,,,</w:t>
+      </w:r>
+      <w:proofErr w:type="spellStart"/>
+      <w:r>
+        <w:t>oooooo</w:t>
+      </w:r>
+      <w:proofErr w:type="spellEnd"/>
     </w:p>
     <w:p>
       <w:pPr>
@@ -2109,8 +2338,21 @@
         <w:framePr w:wrap="notBeside"/>
       </w:pPr>
       <w:r>
-        <w:t>,,,,,,,,,,,,yyyyyy,,,,,,,,ooo</w:t>
-      </w:r>
+        <w:t>,,,,,,,,,,,,</w:t>
+      </w:r>
+      <w:proofErr w:type="spellStart"/>
+      <w:r>
+        <w:t>yyyyyy</w:t>
+      </w:r>
+      <w:proofErr w:type="spellEnd"/>
+      <w:r>
+        <w:t>,,,,,,,,</w:t>
+      </w:r>
+      <w:proofErr w:type="spellStart"/>
+      <w:r>
+        <w:t>ooo</w:t>
+      </w:r>
+      <w:proofErr w:type="spellEnd"/>
     </w:p>
     <w:p>
       <w:pPr>
@@ -2118,8 +2360,13 @@
         <w:framePr w:wrap="notBeside"/>
       </w:pPr>
       <w:r>
-        <w:t>,,,,,,,,,,,,yyyyyy</w:t>
-      </w:r>
+        <w:t>,,,,,,,,,,,,</w:t>
+      </w:r>
+      <w:proofErr w:type="spellStart"/>
+      <w:r>
+        <w:t>yyyyyy</w:t>
+      </w:r>
+      <w:proofErr w:type="spellEnd"/>
     </w:p>
     <w:p>
       <w:pPr>
@@ -2127,8 +2374,13 @@
         <w:framePr w:wrap="notBeside"/>
       </w:pPr>
       <w:r>
-        <w:t>,,,,,,,,,,,,,yyy</w:t>
-      </w:r>
+        <w:t>,,,,,,,,,,,,,</w:t>
+      </w:r>
+      <w:proofErr w:type="spellStart"/>
+      <w:r>
+        <w:t>yyy</w:t>
+      </w:r>
+      <w:proofErr w:type="spellEnd"/>
     </w:p>
     <w:p>
       <w:pPr>
@@ -2207,7 +2459,15 @@
         <w:t xml:space="preserve">a </w:t>
       </w:r>
       <w:r>
-        <w:t xml:space="preserve">“,” whose, braille representation </w:t>
+        <w:t xml:space="preserve">“,” </w:t>
+      </w:r>
+      <w:proofErr w:type="gramStart"/>
+      <w:r>
+        <w:t>whose,</w:t>
+      </w:r>
+      <w:proofErr w:type="gramEnd"/>
+      <w:r>
+        <w:t xml:space="preserve"> braille representation </w:t>
       </w:r>
       <w:r>
         <w:t>empty-like</w:t>
@@ -2459,8 +2719,13 @@
       <w:r>
         <w:t xml:space="preserve"> mouse operations, </w:t>
       </w:r>
-      <w:r>
-        <w:t>move to around the window.  Cursor position is reported as</w:t>
+      <w:proofErr w:type="gramStart"/>
+      <w:r>
+        <w:t>move to</w:t>
+      </w:r>
+      <w:proofErr w:type="gramEnd"/>
+      <w:r>
+        <w:t xml:space="preserve"> around the window.  Cursor position is reported as</w:t>
       </w:r>
       <w:r>
         <w:t xml:space="preserve"> current color or the</w:t>
@@ -3896,7 +4161,21 @@
         <w:rPr>
           <w:szCs w:val="24"/>
         </w:rPr>
-        <w:t xml:space="preserve"> – Position is reported via audio beeps to reduce response delay.  Cells are announced with a color determined beep frequency.  Blanks have a lower frequency beep.  After a cell is announced, the probable next position/cell is announced in a shorter beep to aid the user in sensing a change.</w:t>
+        <w:t xml:space="preserve"> – Position is reported via audio beeps to reduce response delay.  Cells are announced with a color </w:t>
+      </w:r>
+      <w:proofErr w:type="gramStart"/>
+      <w:r>
+        <w:rPr>
+          <w:szCs w:val="24"/>
+        </w:rPr>
+        <w:t>determined</w:t>
+      </w:r>
+      <w:proofErr w:type="gramEnd"/>
+      <w:r>
+        <w:rPr>
+          <w:szCs w:val="24"/>
+        </w:rPr>
+        <w:t xml:space="preserve"> beep frequency.  Blanks have a lower frequency beep.  After a cell is announced, the probable next position/cell is announced in a shorter beep to aid the user in sensing a change.</w:t>
       </w:r>
     </w:p>
     <w:p>
@@ -3927,7 +4206,23 @@
     </w:p>
     <w:p>
       <w:r>
-        <w:t xml:space="preserve">Talking figure feedback greatly slows down display navigation.  This slowdown is somewhat reduced by omitting some of the feedback such as the input echo and position announcing.  In an attempt further reduce the overhead of speech we introduced an “audio beep” mode, in which the feedback was done via audio beeps produced by the Python winsound module.  Blank area produces a low frequency beep.  Colored cells produce a beep whose frequency indicates the color.  </w:t>
+        <w:t xml:space="preserve">Talking figure feedback greatly slows down display navigation.  This slowdown is somewhat reduced by omitting some of the feedback such as the input echo and position announcing.  In an attempt </w:t>
+      </w:r>
+      <w:proofErr w:type="gramStart"/>
+      <w:r>
+        <w:t>further</w:t>
+      </w:r>
+      <w:proofErr w:type="gramEnd"/>
+      <w:r>
+        <w:t xml:space="preserve"> reduce the overhead of speech we introduced an “audio beep” mode, in which the feedback was done via audio beeps produced by the Python winsound module.  </w:t>
+      </w:r>
+      <w:proofErr w:type="gramStart"/>
+      <w:r>
+        <w:t>Blank</w:t>
+      </w:r>
+      <w:proofErr w:type="gramEnd"/>
+      <w:r>
+        <w:t xml:space="preserve"> area produces a low frequency beep.  Colored cells produce a beep whose frequency indicates the color.  </w:t>
       </w:r>
       <w:r>
         <w:t>W</w:t>
@@ -3940,7 +4235,15 @@
       </w:r>
       <w:r>
         <w:lastRenderedPageBreak/>
-        <w:t xml:space="preserve">the current search direction.  We added a “p – position command” to speak the current position to makeup for lack of exact position announcements in audio beep mode.   </w:t>
+        <w:t xml:space="preserve">the current search direction.  We added a “p – position command” to speak the current position to </w:t>
+      </w:r>
+      <w:proofErr w:type="spellStart"/>
+      <w:r>
+        <w:t>makeup</w:t>
+      </w:r>
+      <w:proofErr w:type="spellEnd"/>
+      <w:r>
+        <w:t xml:space="preserve"> for lack of exact position announcements in audio beep mode.   </w:t>
       </w:r>
     </w:p>
     <w:p>
@@ -4165,8 +4468,13 @@
         <w:t xml:space="preserve"> be able to do this</w:t>
       </w:r>
       <w:r>
-        <w:t xml:space="preserve"> stuff</w:t>
-      </w:r>
+        <w:t xml:space="preserve"> </w:t>
+      </w:r>
+      <w:proofErr w:type="gramStart"/>
+      <w:r>
+        <w:t>stuff</w:t>
+      </w:r>
+      <w:proofErr w:type="gramEnd"/>
       <w:r>
         <w:t xml:space="preserve"> but my heart isn’t in it.  I scrambled to find a </w:t>
       </w:r>
@@ -4174,7 +4482,15 @@
         <w:t xml:space="preserve">different </w:t>
       </w:r>
       <w:r>
-        <w:t>major.  Classical Electronics was out – to many around were much more ahead of me.  Digital Electronics – a bit better – less abstract than Math but still logical.  Programming – that’s it – no knowledge required here, just</w:t>
+        <w:t xml:space="preserve">major.  Classical Electronics was out – </w:t>
+      </w:r>
+      <w:proofErr w:type="gramStart"/>
+      <w:r>
+        <w:t>to</w:t>
+      </w:r>
+      <w:proofErr w:type="gramEnd"/>
+      <w:r>
+        <w:t xml:space="preserve"> many around were much more ahead of me.  Digital Electronics – a bit better – less abstract than Math but still logical.  Programming – that’s it – no knowledge required here, just</w:t>
       </w:r>
       <w:r>
         <w:t xml:space="preserve"> like</w:t>
@@ -4186,7 +4502,15 @@
         <w:t>A</w:t>
       </w:r>
       <w:r>
-        <w:t xml:space="preserve"> career was started.  And I got paid.</w:t>
+        <w:t xml:space="preserve"> career </w:t>
+      </w:r>
+      <w:proofErr w:type="gramStart"/>
+      <w:r>
+        <w:t>was</w:t>
+      </w:r>
+      <w:proofErr w:type="gramEnd"/>
+      <w:r>
+        <w:t xml:space="preserve"> started.  And I got paid.</w:t>
       </w:r>
     </w:p>
     <w:p>
@@ -4194,7 +4518,31 @@
         <w:ind w:left="360"/>
       </w:pPr>
       <w:r>
-        <w:t xml:space="preserve">Currently, I am, depending on my mood, self-employed, retired, or unemployed.  During the recent few years, I’ve been volunteer teaching programming to those who have “missed the programming boat”.  These people are not programmers, but are interested in finding if programming might be for them.  They </w:t>
+        <w:t xml:space="preserve">Currently, I am, depending on my mood, self-employed, retired, or unemployed.  During the recent few years, I’ve been </w:t>
+      </w:r>
+      <w:proofErr w:type="gramStart"/>
+      <w:r>
+        <w:t>volunteer</w:t>
+      </w:r>
+      <w:proofErr w:type="gramEnd"/>
+      <w:r>
+        <w:t xml:space="preserve"> teaching programming to those who have “missed the programming boat”.  These people are not </w:t>
+      </w:r>
+      <w:proofErr w:type="gramStart"/>
+      <w:r>
+        <w:t>programmers, but</w:t>
+      </w:r>
+      <w:proofErr w:type="gramEnd"/>
+      <w:r>
+        <w:t xml:space="preserve"> are interested in </w:t>
+      </w:r>
+      <w:proofErr w:type="gramStart"/>
+      <w:r>
+        <w:t>finding</w:t>
+      </w:r>
+      <w:proofErr w:type="gramEnd"/>
+      <w:r>
+        <w:t xml:space="preserve"> if programming might be for them.  They </w:t>
       </w:r>
       <w:r>
         <w:t>might be</w:t>
@@ -4347,7 +4695,15 @@
         <w:t xml:space="preserve">very </w:t>
       </w:r>
       <w:r>
-        <w:t xml:space="preserve">large problem of general graphical presentation for the visually impaired, I decided, to concentrate on making simple graphical programs more visible. </w:t>
+        <w:t xml:space="preserve">large problem of general graphical presentation for the visually impaired, I </w:t>
+      </w:r>
+      <w:proofErr w:type="gramStart"/>
+      <w:r>
+        <w:t>decided,</w:t>
+      </w:r>
+      <w:proofErr w:type="gramEnd"/>
+      <w:r>
+        <w:t xml:space="preserve"> to concentrate on making simple graphical programs more visible. </w:t>
       </w:r>
     </w:p>
     <w:p>
@@ -4815,7 +5171,15 @@
         <w:t>not</w:t>
       </w:r>
       <w:r>
-        <w:t xml:space="preserve"> in_path: </w:t>
+        <w:t xml:space="preserve"> </w:t>
+      </w:r>
+      <w:proofErr w:type="spellStart"/>
+      <w:r>
+        <w:t>in_path</w:t>
+      </w:r>
+      <w:proofErr w:type="spellEnd"/>
+      <w:r>
+        <w:t xml:space="preserve">: </w:t>
       </w:r>
     </w:p>
     <w:p>
@@ -4827,7 +5191,15 @@
         <w:t xml:space="preserve">  </w:t>
       </w:r>
       <w:r>
-        <w:t xml:space="preserve">    sys.path.append(dir_check)</w:t>
+        <w:t xml:space="preserve">    </w:t>
+      </w:r>
+      <w:proofErr w:type="spellStart"/>
+      <w:r>
+        <w:t>sys.path.append</w:t>
+      </w:r>
+      <w:proofErr w:type="spellEnd"/>
+      <w:r>
+        <w:t>(dir_check)</w:t>
       </w:r>
     </w:p>
     <w:p>
@@ -5274,7 +5646,15 @@
         <w:t>return</w:t>
       </w:r>
       <w:r>
-        <w:t xml:space="preserve"> tum.forward(length)</w:t>
+        <w:t xml:space="preserve"> </w:t>
+      </w:r>
+      <w:proofErr w:type="spellStart"/>
+      <w:r>
+        <w:t>tum.forward</w:t>
+      </w:r>
+      <w:proofErr w:type="spellEnd"/>
+      <w:r>
+        <w:t>(length)</w:t>
       </w:r>
     </w:p>
     <w:p/>
@@ -5496,8 +5876,13 @@
         <w:framePr w:wrap="notBeside"/>
       </w:pPr>
       <w:r>
-        <w:t xml:space="preserve">        angle = self.angle</w:t>
-      </w:r>
+        <w:t xml:space="preserve">        angle = </w:t>
+      </w:r>
+      <w:proofErr w:type="spellStart"/>
+      <w:r>
+        <w:t>self.angle</w:t>
+      </w:r>
+      <w:proofErr w:type="spellEnd"/>
     </w:p>
     <w:p>
       <w:pPr>
@@ -5505,7 +5890,15 @@
         <w:framePr w:wrap="notBeside"/>
       </w:pPr>
       <w:r>
-        <w:t xml:space="preserve">        rangle = angle/180*pi</w:t>
+        <w:t xml:space="preserve">        </w:t>
+      </w:r>
+      <w:proofErr w:type="spellStart"/>
+      <w:r>
+        <w:t>rangle</w:t>
+      </w:r>
+      <w:proofErr w:type="spellEnd"/>
+      <w:r>
+        <w:t xml:space="preserve"> = angle/180*pi</w:t>
       </w:r>
     </w:p>
     <w:p>
@@ -5514,7 +5907,15 @@
         <w:framePr w:wrap="notBeside"/>
       </w:pPr>
       <w:r>
-        <w:t xml:space="preserve">        x2 = x1 + length*cos(rangle)</w:t>
+        <w:t xml:space="preserve">        x2 = x1 + length*cos(</w:t>
+      </w:r>
+      <w:proofErr w:type="spellStart"/>
+      <w:r>
+        <w:t>rangle</w:t>
+      </w:r>
+      <w:proofErr w:type="spellEnd"/>
+      <w:r>
+        <w:t>)</w:t>
       </w:r>
     </w:p>
     <w:p>
@@ -5523,7 +5924,15 @@
         <w:framePr w:wrap="notBeside"/>
       </w:pPr>
       <w:r>
-        <w:t xml:space="preserve">        y2 = y1 + length*sin(rangle)</w:t>
+        <w:t xml:space="preserve">        y2 = y1 + length*sin(</w:t>
+      </w:r>
+      <w:proofErr w:type="spellStart"/>
+      <w:r>
+        <w:t>rangle</w:t>
+      </w:r>
+      <w:proofErr w:type="spellEnd"/>
+      <w:r>
+        <w:t>)</w:t>
       </w:r>
     </w:p>
     <w:p>
@@ -5880,7 +6289,15 @@
         <w:t>:</w:t>
       </w:r>
       <w:r>
-        <w:t xml:space="preserve"> Create line in </w:t>
+        <w:t xml:space="preserve"> Create </w:t>
+      </w:r>
+      <w:proofErr w:type="gramStart"/>
+      <w:r>
+        <w:t>line</w:t>
+      </w:r>
+      <w:proofErr w:type="gramEnd"/>
+      <w:r>
+        <w:t xml:space="preserve"> in </w:t>
       </w:r>
       <w:r>
         <w:rPr>
@@ -5890,7 +6307,15 @@
         <w:t>extended graphics view</w:t>
       </w:r>
       <w:r>
-        <w:t>, used where ever good lines are needed.</w:t>
+        <w:t xml:space="preserve">, used </w:t>
+      </w:r>
+      <w:proofErr w:type="gramStart"/>
+      <w:r>
+        <w:t>where ever</w:t>
+      </w:r>
+      <w:proofErr w:type="gramEnd"/>
+      <w:r>
+        <w:t xml:space="preserve"> good lines are needed.</w:t>
       </w:r>
     </w:p>
     <w:p>
@@ -6828,7 +7253,25 @@
           <w:color w:val="000000"/>
           <w:szCs w:val="24"/>
         </w:rPr>
-        <w:t xml:space="preserve"> tum.mainloop()</w:t>
+        <w:t xml:space="preserve"> </w:t>
+      </w:r>
+      <w:proofErr w:type="spellStart"/>
+      <w:r>
+        <w:rPr>
+          <w:rFonts w:ascii="Consolas" w:hAnsi="Consolas" w:cs="Consolas"/>
+          <w:color w:val="000000"/>
+          <w:szCs w:val="24"/>
+        </w:rPr>
+        <w:t>tum.mainloop</w:t>
+      </w:r>
+      <w:proofErr w:type="spellEnd"/>
+      <w:r>
+        <w:rPr>
+          <w:rFonts w:ascii="Consolas" w:hAnsi="Consolas" w:cs="Consolas"/>
+          <w:color w:val="000000"/>
+          <w:szCs w:val="24"/>
+        </w:rPr>
+        <w:t>()</w:t>
       </w:r>
     </w:p>
     <w:p>
@@ -6924,7 +7367,25 @@
           <w:color w:val="000000"/>
           <w:szCs w:val="24"/>
         </w:rPr>
-        <w:t xml:space="preserve"> tum.done()</w:t>
+        <w:t xml:space="preserve"> </w:t>
+      </w:r>
+      <w:proofErr w:type="spellStart"/>
+      <w:r>
+        <w:rPr>
+          <w:rFonts w:ascii="Consolas" w:hAnsi="Consolas" w:cs="Consolas"/>
+          <w:color w:val="000000"/>
+          <w:szCs w:val="24"/>
+        </w:rPr>
+        <w:t>tum.done</w:t>
+      </w:r>
+      <w:proofErr w:type="spellEnd"/>
+      <w:r>
+        <w:rPr>
+          <w:rFonts w:ascii="Consolas" w:hAnsi="Consolas" w:cs="Consolas"/>
+          <w:color w:val="000000"/>
+          <w:szCs w:val="24"/>
+        </w:rPr>
+        <w:t>()</w:t>
       </w:r>
     </w:p>
     <w:p>
@@ -7171,6 +7632,7 @@
         </w:rPr>
         <w:t xml:space="preserve">        title = </w:t>
       </w:r>
+      <w:proofErr w:type="spellStart"/>
       <w:r>
         <w:rPr>
           <w:rFonts w:ascii="Consolas" w:hAnsi="Consolas" w:cs="Consolas"/>
@@ -7189,6 +7651,7 @@
         </w:rPr>
         <w:t>.title</w:t>
       </w:r>
+      <w:proofErr w:type="spellEnd"/>
     </w:p>
     <w:p>
       <w:pPr>
@@ -7328,6 +7791,7 @@
         </w:rPr>
         <w:t xml:space="preserve">        </w:t>
       </w:r>
+      <w:proofErr w:type="spellStart"/>
       <w:r>
         <w:rPr>
           <w:rFonts w:ascii="Consolas" w:hAnsi="Consolas" w:cs="Consolas"/>
@@ -7344,7 +7808,16 @@
           <w:color w:val="000000"/>
           <w:szCs w:val="24"/>
         </w:rPr>
-        <w:t>.bd.display(title=title,</w:t>
+        <w:t>.bd.display</w:t>
+      </w:r>
+      <w:proofErr w:type="spellEnd"/>
+      <w:r>
+        <w:rPr>
+          <w:rFonts w:ascii="Consolas" w:hAnsi="Consolas" w:cs="Consolas"/>
+          <w:color w:val="000000"/>
+          <w:szCs w:val="24"/>
+        </w:rPr>
+        <w:t>(title=title,</w:t>
       </w:r>
     </w:p>
     <w:p>
@@ -7371,8 +7844,27 @@
           <w:color w:val="000000"/>
           <w:szCs w:val="24"/>
         </w:rPr>
-        <w:t xml:space="preserve">                   braille_window=</w:t>
-      </w:r>
+        <w:t xml:space="preserve">                   </w:t>
+      </w:r>
+      <w:proofErr w:type="spellStart"/>
+      <w:r>
+        <w:rPr>
+          <w:rFonts w:ascii="Consolas" w:hAnsi="Consolas" w:cs="Consolas"/>
+          <w:color w:val="000000"/>
+          <w:szCs w:val="24"/>
+        </w:rPr>
+        <w:t>braille_window</w:t>
+      </w:r>
+      <w:proofErr w:type="spellEnd"/>
+      <w:r>
+        <w:rPr>
+          <w:rFonts w:ascii="Consolas" w:hAnsi="Consolas" w:cs="Consolas"/>
+          <w:color w:val="000000"/>
+          <w:szCs w:val="24"/>
+        </w:rPr>
+        <w:t>=</w:t>
+      </w:r>
+      <w:proofErr w:type="spellStart"/>
       <w:r>
         <w:rPr>
           <w:rFonts w:ascii="Consolas" w:hAnsi="Consolas" w:cs="Consolas"/>
@@ -7389,7 +7881,16 @@
           <w:color w:val="000000"/>
           <w:szCs w:val="24"/>
         </w:rPr>
-        <w:t>.braille_window,</w:t>
+        <w:t>.braille_window</w:t>
+      </w:r>
+      <w:proofErr w:type="spellEnd"/>
+      <w:r>
+        <w:rPr>
+          <w:rFonts w:ascii="Consolas" w:hAnsi="Consolas" w:cs="Consolas"/>
+          <w:color w:val="000000"/>
+          <w:szCs w:val="24"/>
+        </w:rPr>
+        <w:t>,</w:t>
       </w:r>
     </w:p>
     <w:p>
@@ -7416,8 +7917,27 @@
           <w:color w:val="000000"/>
           <w:szCs w:val="24"/>
         </w:rPr>
-        <w:t xml:space="preserve">                   points_window=</w:t>
-      </w:r>
+        <w:t xml:space="preserve">                   </w:t>
+      </w:r>
+      <w:proofErr w:type="spellStart"/>
+      <w:r>
+        <w:rPr>
+          <w:rFonts w:ascii="Consolas" w:hAnsi="Consolas" w:cs="Consolas"/>
+          <w:color w:val="000000"/>
+          <w:szCs w:val="24"/>
+        </w:rPr>
+        <w:t>points_window</w:t>
+      </w:r>
+      <w:proofErr w:type="spellEnd"/>
+      <w:r>
+        <w:rPr>
+          <w:rFonts w:ascii="Consolas" w:hAnsi="Consolas" w:cs="Consolas"/>
+          <w:color w:val="000000"/>
+          <w:szCs w:val="24"/>
+        </w:rPr>
+        <w:t>=</w:t>
+      </w:r>
+      <w:proofErr w:type="spellStart"/>
       <w:r>
         <w:rPr>
           <w:rFonts w:ascii="Consolas" w:hAnsi="Consolas" w:cs="Consolas"/>
@@ -7434,7 +7954,16 @@
           <w:color w:val="000000"/>
           <w:szCs w:val="24"/>
         </w:rPr>
-        <w:t>.points_window,</w:t>
+        <w:t>.points_window</w:t>
+      </w:r>
+      <w:proofErr w:type="spellEnd"/>
+      <w:r>
+        <w:rPr>
+          <w:rFonts w:ascii="Consolas" w:hAnsi="Consolas" w:cs="Consolas"/>
+          <w:color w:val="000000"/>
+          <w:szCs w:val="24"/>
+        </w:rPr>
+        <w:t>,</w:t>
       </w:r>
     </w:p>
     <w:p>
@@ -7461,8 +7990,27 @@
           <w:color w:val="000000"/>
           <w:szCs w:val="24"/>
         </w:rPr>
-        <w:t xml:space="preserve">                   braille_print=</w:t>
-      </w:r>
+        <w:t xml:space="preserve">                   </w:t>
+      </w:r>
+      <w:proofErr w:type="spellStart"/>
+      <w:r>
+        <w:rPr>
+          <w:rFonts w:ascii="Consolas" w:hAnsi="Consolas" w:cs="Consolas"/>
+          <w:color w:val="000000"/>
+          <w:szCs w:val="24"/>
+        </w:rPr>
+        <w:t>braille_print</w:t>
+      </w:r>
+      <w:proofErr w:type="spellEnd"/>
+      <w:r>
+        <w:rPr>
+          <w:rFonts w:ascii="Consolas" w:hAnsi="Consolas" w:cs="Consolas"/>
+          <w:color w:val="000000"/>
+          <w:szCs w:val="24"/>
+        </w:rPr>
+        <w:t>=</w:t>
+      </w:r>
+      <w:proofErr w:type="spellStart"/>
       <w:r>
         <w:rPr>
           <w:rFonts w:ascii="Consolas" w:hAnsi="Consolas" w:cs="Consolas"/>
@@ -7479,7 +8027,16 @@
           <w:color w:val="000000"/>
           <w:szCs w:val="24"/>
         </w:rPr>
-        <w:t>.braille_print,</w:t>
+        <w:t>.braille_print</w:t>
+      </w:r>
+      <w:proofErr w:type="spellEnd"/>
+      <w:r>
+        <w:rPr>
+          <w:rFonts w:ascii="Consolas" w:hAnsi="Consolas" w:cs="Consolas"/>
+          <w:color w:val="000000"/>
+          <w:szCs w:val="24"/>
+        </w:rPr>
+        <w:t>,</w:t>
       </w:r>
     </w:p>
     <w:p>
@@ -7506,8 +8063,27 @@
           <w:color w:val="000000"/>
           <w:szCs w:val="24"/>
         </w:rPr>
-        <w:t xml:space="preserve">                   print_cells=</w:t>
-      </w:r>
+        <w:t xml:space="preserve">                   </w:t>
+      </w:r>
+      <w:proofErr w:type="spellStart"/>
+      <w:r>
+        <w:rPr>
+          <w:rFonts w:ascii="Consolas" w:hAnsi="Consolas" w:cs="Consolas"/>
+          <w:color w:val="000000"/>
+          <w:szCs w:val="24"/>
+        </w:rPr>
+        <w:t>print_cells</w:t>
+      </w:r>
+      <w:proofErr w:type="spellEnd"/>
+      <w:r>
+        <w:rPr>
+          <w:rFonts w:ascii="Consolas" w:hAnsi="Consolas" w:cs="Consolas"/>
+          <w:color w:val="000000"/>
+          <w:szCs w:val="24"/>
+        </w:rPr>
+        <w:t>=</w:t>
+      </w:r>
+      <w:proofErr w:type="spellStart"/>
       <w:r>
         <w:rPr>
           <w:rFonts w:ascii="Consolas" w:hAnsi="Consolas" w:cs="Consolas"/>
@@ -7524,7 +8100,16 @@
           <w:color w:val="000000"/>
           <w:szCs w:val="24"/>
         </w:rPr>
-        <w:t>.print_cells)</w:t>
+        <w:t>.print_cells</w:t>
+      </w:r>
+      <w:proofErr w:type="spellEnd"/>
+      <w:r>
+        <w:rPr>
+          <w:rFonts w:ascii="Consolas" w:hAnsi="Consolas" w:cs="Consolas"/>
+          <w:color w:val="000000"/>
+          <w:szCs w:val="24"/>
+        </w:rPr>
+        <w:t>)</w:t>
       </w:r>
     </w:p>
     <w:p>
@@ -7553,6 +8138,7 @@
         </w:rPr>
         <w:t xml:space="preserve">        </w:t>
       </w:r>
+      <w:proofErr w:type="spellStart"/>
       <w:r>
         <w:rPr>
           <w:rFonts w:ascii="Consolas" w:hAnsi="Consolas" w:cs="Consolas"/>
@@ -7569,7 +8155,16 @@
           <w:color w:val="000000"/>
           <w:szCs w:val="24"/>
         </w:rPr>
-        <w:t xml:space="preserve">.bd.mainloop()        </w:t>
+        <w:t>.bd.mainloop</w:t>
+      </w:r>
+      <w:proofErr w:type="spellEnd"/>
+      <w:r>
+        <w:rPr>
+          <w:rFonts w:ascii="Consolas" w:hAnsi="Consolas" w:cs="Consolas"/>
+          <w:color w:val="000000"/>
+          <w:szCs w:val="24"/>
+        </w:rPr>
+        <w:t xml:space="preserve">()        </w:t>
       </w:r>
     </w:p>
     <w:p>
@@ -7782,7 +8377,23 @@
           <w:color w:val="000000"/>
           <w:szCs w:val="24"/>
         </w:rPr>
-        <w:t>, braille_window=</w:t>
+        <w:t xml:space="preserve">, </w:t>
+      </w:r>
+      <w:proofErr w:type="spellStart"/>
+      <w:r>
+        <w:rPr>
+          <w:color w:val="000000"/>
+          <w:szCs w:val="24"/>
+        </w:rPr>
+        <w:t>braille_window</w:t>
+      </w:r>
+      <w:proofErr w:type="spellEnd"/>
+      <w:r>
+        <w:rPr>
+          <w:color w:val="000000"/>
+          <w:szCs w:val="24"/>
+        </w:rPr>
+        <w:t>=</w:t>
       </w:r>
       <w:r>
         <w:rPr>
@@ -7820,12 +8431,21 @@
         </w:rPr>
         <w:t xml:space="preserve">              </w:t>
       </w:r>
-      <w:r>
-        <w:rPr>
-          <w:color w:val="000000"/>
-          <w:szCs w:val="24"/>
-        </w:rPr>
-        <w:t>braille_print=</w:t>
+      <w:proofErr w:type="spellStart"/>
+      <w:r>
+        <w:rPr>
+          <w:color w:val="000000"/>
+          <w:szCs w:val="24"/>
+        </w:rPr>
+        <w:t>braille_print</w:t>
+      </w:r>
+      <w:proofErr w:type="spellEnd"/>
+      <w:r>
+        <w:rPr>
+          <w:color w:val="000000"/>
+          <w:szCs w:val="24"/>
+        </w:rPr>
+        <w:t>=</w:t>
       </w:r>
       <w:r>
         <w:rPr>
@@ -7854,7 +8474,23 @@
           <w:color w:val="000000"/>
           <w:szCs w:val="24"/>
         </w:rPr>
-        <w:t xml:space="preserve">               print_cells=</w:t>
+        <w:t xml:space="preserve">               </w:t>
+      </w:r>
+      <w:proofErr w:type="spellStart"/>
+      <w:r>
+        <w:rPr>
+          <w:color w:val="000000"/>
+          <w:szCs w:val="24"/>
+        </w:rPr>
+        <w:t>print_cells</w:t>
+      </w:r>
+      <w:proofErr w:type="spellEnd"/>
+      <w:r>
+        <w:rPr>
+          <w:color w:val="000000"/>
+          <w:szCs w:val="24"/>
+        </w:rPr>
+        <w:t>=</w:t>
       </w:r>
       <w:r>
         <w:rPr>
@@ -7896,7 +8532,23 @@
           <w:color w:val="000000"/>
           <w:szCs w:val="24"/>
         </w:rPr>
-        <w:t xml:space="preserve">               points_window=</w:t>
+        <w:t xml:space="preserve">               </w:t>
+      </w:r>
+      <w:proofErr w:type="spellStart"/>
+      <w:r>
+        <w:rPr>
+          <w:color w:val="000000"/>
+          <w:szCs w:val="24"/>
+        </w:rPr>
+        <w:t>points_window</w:t>
+      </w:r>
+      <w:proofErr w:type="spellEnd"/>
+      <w:r>
+        <w:rPr>
+          <w:color w:val="000000"/>
+          <w:szCs w:val="24"/>
+        </w:rPr>
+        <w:t>=</w:t>
       </w:r>
       <w:r>
         <w:rPr>
@@ -7925,7 +8577,23 @@
           <w:color w:val="000000"/>
           <w:szCs w:val="24"/>
         </w:rPr>
-        <w:t xml:space="preserve">               tk_items=</w:t>
+        <w:t xml:space="preserve">               </w:t>
+      </w:r>
+      <w:proofErr w:type="spellStart"/>
+      <w:r>
+        <w:rPr>
+          <w:color w:val="000000"/>
+          <w:szCs w:val="24"/>
+        </w:rPr>
+        <w:t>tk_items</w:t>
+      </w:r>
+      <w:proofErr w:type="spellEnd"/>
+      <w:r>
+        <w:rPr>
+          <w:color w:val="000000"/>
+          <w:szCs w:val="24"/>
+        </w:rPr>
+        <w:t>=</w:t>
       </w:r>
       <w:r>
         <w:rPr>
@@ -7993,80 +8661,9 @@
           <w:color w:val="00AA00"/>
           <w:szCs w:val="24"/>
         </w:rPr>
-        <w:t>:braille_window:</w:t>
-      </w:r>
-      <w:r>
-        <w:rPr>
-          <w:i/>
-          <w:iCs/>
-          <w:color w:val="00AA00"/>
-          <w:szCs w:val="24"/>
-        </w:rPr>
-        <w:t xml:space="preserve"> True - make window display of</w:t>
-      </w:r>
-    </w:p>
-    <w:p>
-      <w:pPr>
-        <w:pStyle w:val="Flowcode"/>
-        <w:framePr w:wrap="notBeside" w:hAnchor="page" w:x="2041" w:y="962"/>
-        <w:rPr>
-          <w:szCs w:val="24"/>
-        </w:rPr>
-      </w:pPr>
-      <w:r>
-        <w:rPr>
-          <w:i/>
-          <w:iCs/>
-          <w:color w:val="00AA00"/>
-          <w:szCs w:val="24"/>
-        </w:rPr>
-        <w:t xml:space="preserve">                       </w:t>
-      </w:r>
-      <w:r>
-        <w:rPr>
-          <w:i/>
-          <w:iCs/>
-          <w:color w:val="00AA00"/>
-          <w:szCs w:val="24"/>
-        </w:rPr>
-        <w:t xml:space="preserve"> braille</w:t>
-      </w:r>
-    </w:p>
-    <w:p>
-      <w:pPr>
-        <w:pStyle w:val="Flowcode"/>
-        <w:framePr w:wrap="notBeside" w:hAnchor="page" w:x="2041" w:y="962"/>
-        <w:rPr>
-          <w:szCs w:val="24"/>
-        </w:rPr>
-      </w:pPr>
-      <w:r>
-        <w:rPr>
-          <w:i/>
-          <w:iCs/>
-          <w:color w:val="00AA00"/>
-          <w:szCs w:val="24"/>
-        </w:rPr>
-        <w:t xml:space="preserve">                        default:True</w:t>
-      </w:r>
-    </w:p>
-    <w:p>
-      <w:pPr>
-        <w:pStyle w:val="Flowcode"/>
-        <w:framePr w:wrap="notBeside" w:hAnchor="page" w:x="2041" w:y="962"/>
-        <w:rPr>
-          <w:szCs w:val="24"/>
-        </w:rPr>
-      </w:pPr>
-      <w:r>
-        <w:rPr>
-          <w:i/>
-          <w:iCs/>
-          <w:color w:val="00AA00"/>
-          <w:szCs w:val="24"/>
-        </w:rPr>
-        <w:t xml:space="preserve">        </w:t>
-      </w:r>
+        <w:t>:</w:t>
+      </w:r>
+      <w:proofErr w:type="spellStart"/>
       <w:r>
         <w:rPr>
           <w:b/>
@@ -8074,57 +8671,26 @@
           <w:color w:val="00AA00"/>
           <w:szCs w:val="24"/>
         </w:rPr>
-        <w:t>:braille_print:</w:t>
-      </w:r>
-      <w:r>
-        <w:rPr>
-          <w:i/>
-          <w:iCs/>
-          <w:color w:val="00AA00"/>
-          <w:szCs w:val="24"/>
-        </w:rPr>
-        <w:t xml:space="preserve"> True - print braille</w:t>
-      </w:r>
-    </w:p>
-    <w:p>
-      <w:pPr>
-        <w:pStyle w:val="Flowcode"/>
-        <w:framePr w:wrap="notBeside" w:hAnchor="page" w:x="2041" w:y="962"/>
-        <w:rPr>
-          <w:szCs w:val="24"/>
-        </w:rPr>
-      </w:pPr>
-      <w:r>
-        <w:rPr>
-          <w:i/>
-          <w:iCs/>
-          <w:color w:val="00AA00"/>
-          <w:szCs w:val="24"/>
-        </w:rPr>
-        <w:t xml:space="preserve">                        default: True</w:t>
-      </w:r>
-    </w:p>
-    <w:p>
-      <w:pPr>
-        <w:pStyle w:val="Flowcode"/>
-        <w:framePr w:wrap="notBeside" w:hAnchor="page" w:x="2041" w:y="962"/>
-      </w:pPr>
-      <w:r>
-        <w:rPr>
-          <w:i/>
-          <w:iCs/>
-          <w:color w:val="00AA00"/>
-          <w:szCs w:val="24"/>
-        </w:rPr>
-        <w:t xml:space="preserve">        </w:t>
-      </w:r>
+        <w:t>braille_window</w:t>
+      </w:r>
+      <w:proofErr w:type="spellEnd"/>
       <w:r>
         <w:rPr>
           <w:b/>
           <w:bCs/>
           <w:color w:val="00AA00"/>
-        </w:rPr>
-        <w:t>… Other options …</w:t>
+          <w:szCs w:val="24"/>
+        </w:rPr>
+        <w:t>:</w:t>
+      </w:r>
+      <w:r>
+        <w:rPr>
+          <w:i/>
+          <w:iCs/>
+          <w:color w:val="00AA00"/>
+          <w:szCs w:val="24"/>
+        </w:rPr>
+        <w:t xml:space="preserve"> True - make window display of</w:t>
       </w:r>
     </w:p>
     <w:p>
@@ -8132,12 +8698,18 @@
         <w:pStyle w:val="Flowcode"/>
         <w:framePr w:wrap="notBeside" w:hAnchor="page" w:x="2041" w:y="962"/>
         <w:rPr>
+          <w:szCs w:val="24"/>
+        </w:rPr>
+      </w:pPr>
+      <w:r>
+        <w:rPr>
           <w:i/>
           <w:iCs/>
           <w:color w:val="00AA00"/>
           <w:szCs w:val="24"/>
         </w:rPr>
-      </w:pPr>
+        <w:t xml:space="preserve">                       </w:t>
+      </w:r>
       <w:r>
         <w:rPr>
           <w:i/>
@@ -8145,7 +8717,7 @@
           <w:color w:val="00AA00"/>
           <w:szCs w:val="24"/>
         </w:rPr>
-        <w:t xml:space="preserve">        """</w:t>
+        <w:t xml:space="preserve"> braille</w:t>
       </w:r>
     </w:p>
     <w:p>
@@ -8153,69 +8725,84 @@
         <w:pStyle w:val="Flowcode"/>
         <w:framePr w:wrap="notBeside" w:hAnchor="page" w:x="2041" w:y="962"/>
         <w:rPr>
-          <w:rFonts w:ascii="Consolas" w:hAnsi="Consolas" w:cs="Consolas"/>
-          <w:color w:val="000000"/>
-          <w:szCs w:val="24"/>
-        </w:rPr>
-      </w:pPr>
-      <w:r>
-        <w:rPr>
-          <w:rFonts w:ascii="Consolas" w:hAnsi="Consolas" w:cs="Consolas"/>
-          <w:color w:val="000000"/>
-          <w:szCs w:val="24"/>
-        </w:rPr>
-        <w:t xml:space="preserve">        </w:t>
-      </w:r>
-      <w:r>
-        <w:rPr>
-          <w:rFonts w:ascii="Consolas" w:hAnsi="Consolas" w:cs="Consolas"/>
-          <w:color w:val="0000FF"/>
-          <w:szCs w:val="24"/>
-        </w:rPr>
-        <w:t>if</w:t>
-      </w:r>
-      <w:r>
-        <w:rPr>
-          <w:rFonts w:ascii="Consolas" w:hAnsi="Consolas" w:cs="Consolas"/>
-          <w:color w:val="000000"/>
-          <w:szCs w:val="24"/>
-        </w:rPr>
-        <w:t xml:space="preserve"> braille_window:</w:t>
-      </w:r>
+          <w:szCs w:val="24"/>
+        </w:rPr>
+      </w:pPr>
+      <w:r>
+        <w:rPr>
+          <w:i/>
+          <w:iCs/>
+          <w:color w:val="00AA00"/>
+          <w:szCs w:val="24"/>
+        </w:rPr>
+        <w:t xml:space="preserve">                        </w:t>
+      </w:r>
+      <w:proofErr w:type="spellStart"/>
+      <w:r>
+        <w:rPr>
+          <w:i/>
+          <w:iCs/>
+          <w:color w:val="00AA00"/>
+          <w:szCs w:val="24"/>
+        </w:rPr>
+        <w:t>default:True</w:t>
+      </w:r>
+      <w:proofErr w:type="spellEnd"/>
     </w:p>
     <w:p>
       <w:pPr>
         <w:pStyle w:val="Flowcode"/>
         <w:framePr w:wrap="notBeside" w:hAnchor="page" w:x="2041" w:y="962"/>
         <w:rPr>
-          <w:rFonts w:ascii="Consolas" w:hAnsi="Consolas" w:cs="Consolas"/>
-          <w:szCs w:val="24"/>
-        </w:rPr>
-      </w:pPr>
-      <w:r>
-        <w:rPr>
-          <w:rFonts w:ascii="Consolas" w:hAnsi="Consolas" w:cs="Consolas"/>
-          <w:szCs w:val="24"/>
-        </w:rPr>
-        <w:t xml:space="preserve">            </w:t>
-      </w:r>
-      <w:r>
-        <w:rPr>
-          <w:rFonts w:ascii="Consolas" w:hAnsi="Consolas" w:cs="Consolas"/>
-          <w:i/>
-          <w:iCs/>
-          <w:color w:val="000000"/>
-          <w:szCs w:val="24"/>
-        </w:rPr>
-        <w:t>self</w:t>
-      </w:r>
-      <w:r>
-        <w:rPr>
-          <w:rFonts w:ascii="Consolas" w:hAnsi="Consolas" w:cs="Consolas"/>
-          <w:color w:val="000000"/>
-          <w:szCs w:val="24"/>
-        </w:rPr>
-        <w:t>.braille_window(title=tib)</w:t>
+          <w:szCs w:val="24"/>
+        </w:rPr>
+      </w:pPr>
+      <w:r>
+        <w:rPr>
+          <w:i/>
+          <w:iCs/>
+          <w:color w:val="00AA00"/>
+          <w:szCs w:val="24"/>
+        </w:rPr>
+        <w:t xml:space="preserve">        </w:t>
+      </w:r>
+      <w:r>
+        <w:rPr>
+          <w:b/>
+          <w:bCs/>
+          <w:color w:val="00AA00"/>
+          <w:szCs w:val="24"/>
+        </w:rPr>
+        <w:t>:</w:t>
+      </w:r>
+      <w:proofErr w:type="spellStart"/>
+      <w:r>
+        <w:rPr>
+          <w:b/>
+          <w:bCs/>
+          <w:color w:val="00AA00"/>
+          <w:szCs w:val="24"/>
+        </w:rPr>
+        <w:t>braille_print</w:t>
+      </w:r>
+      <w:proofErr w:type="spellEnd"/>
+      <w:r>
+        <w:rPr>
+          <w:b/>
+          <w:bCs/>
+          <w:color w:val="00AA00"/>
+          <w:szCs w:val="24"/>
+        </w:rPr>
+        <w:t>:</w:t>
+      </w:r>
+      <w:r>
+        <w:rPr>
+          <w:i/>
+          <w:iCs/>
+          <w:color w:val="00AA00"/>
+          <w:szCs w:val="24"/>
+        </w:rPr>
+        <w:t xml:space="preserve"> True - print braille</w:t>
       </w:r>
     </w:p>
     <w:p>
@@ -8223,6 +8810,166 @@
         <w:pStyle w:val="Flowcode"/>
         <w:framePr w:wrap="notBeside" w:hAnchor="page" w:x="2041" w:y="962"/>
         <w:rPr>
+          <w:szCs w:val="24"/>
+        </w:rPr>
+      </w:pPr>
+      <w:r>
+        <w:rPr>
+          <w:i/>
+          <w:iCs/>
+          <w:color w:val="00AA00"/>
+          <w:szCs w:val="24"/>
+        </w:rPr>
+        <w:t xml:space="preserve">                        default: True</w:t>
+      </w:r>
+    </w:p>
+    <w:p>
+      <w:pPr>
+        <w:pStyle w:val="Flowcode"/>
+        <w:framePr w:wrap="notBeside" w:hAnchor="page" w:x="2041" w:y="962"/>
+      </w:pPr>
+      <w:r>
+        <w:rPr>
+          <w:i/>
+          <w:iCs/>
+          <w:color w:val="00AA00"/>
+          <w:szCs w:val="24"/>
+        </w:rPr>
+        <w:t xml:space="preserve">        </w:t>
+      </w:r>
+      <w:r>
+        <w:rPr>
+          <w:b/>
+          <w:bCs/>
+          <w:color w:val="00AA00"/>
+        </w:rPr>
+        <w:t>… Other options …</w:t>
+      </w:r>
+    </w:p>
+    <w:p>
+      <w:pPr>
+        <w:pStyle w:val="Flowcode"/>
+        <w:framePr w:wrap="notBeside" w:hAnchor="page" w:x="2041" w:y="962"/>
+        <w:rPr>
+          <w:i/>
+          <w:iCs/>
+          <w:color w:val="00AA00"/>
+          <w:szCs w:val="24"/>
+        </w:rPr>
+      </w:pPr>
+      <w:r>
+        <w:rPr>
+          <w:i/>
+          <w:iCs/>
+          <w:color w:val="00AA00"/>
+          <w:szCs w:val="24"/>
+        </w:rPr>
+        <w:t xml:space="preserve">        """</w:t>
+      </w:r>
+    </w:p>
+    <w:p>
+      <w:pPr>
+        <w:pStyle w:val="Flowcode"/>
+        <w:framePr w:wrap="notBeside" w:hAnchor="page" w:x="2041" w:y="962"/>
+        <w:rPr>
+          <w:rFonts w:ascii="Consolas" w:hAnsi="Consolas" w:cs="Consolas"/>
+          <w:color w:val="000000"/>
+          <w:szCs w:val="24"/>
+        </w:rPr>
+      </w:pPr>
+      <w:r>
+        <w:rPr>
+          <w:rFonts w:ascii="Consolas" w:hAnsi="Consolas" w:cs="Consolas"/>
+          <w:color w:val="000000"/>
+          <w:szCs w:val="24"/>
+        </w:rPr>
+        <w:t xml:space="preserve">        </w:t>
+      </w:r>
+      <w:r>
+        <w:rPr>
+          <w:rFonts w:ascii="Consolas" w:hAnsi="Consolas" w:cs="Consolas"/>
+          <w:color w:val="0000FF"/>
+          <w:szCs w:val="24"/>
+        </w:rPr>
+        <w:t>if</w:t>
+      </w:r>
+      <w:r>
+        <w:rPr>
+          <w:rFonts w:ascii="Consolas" w:hAnsi="Consolas" w:cs="Consolas"/>
+          <w:color w:val="000000"/>
+          <w:szCs w:val="24"/>
+        </w:rPr>
+        <w:t xml:space="preserve"> </w:t>
+      </w:r>
+      <w:proofErr w:type="spellStart"/>
+      <w:r>
+        <w:rPr>
+          <w:rFonts w:ascii="Consolas" w:hAnsi="Consolas" w:cs="Consolas"/>
+          <w:color w:val="000000"/>
+          <w:szCs w:val="24"/>
+        </w:rPr>
+        <w:t>braille_window</w:t>
+      </w:r>
+      <w:proofErr w:type="spellEnd"/>
+      <w:r>
+        <w:rPr>
+          <w:rFonts w:ascii="Consolas" w:hAnsi="Consolas" w:cs="Consolas"/>
+          <w:color w:val="000000"/>
+          <w:szCs w:val="24"/>
+        </w:rPr>
+        <w:t>:</w:t>
+      </w:r>
+    </w:p>
+    <w:p>
+      <w:pPr>
+        <w:pStyle w:val="Flowcode"/>
+        <w:framePr w:wrap="notBeside" w:hAnchor="page" w:x="2041" w:y="962"/>
+        <w:rPr>
+          <w:rFonts w:ascii="Consolas" w:hAnsi="Consolas" w:cs="Consolas"/>
+          <w:szCs w:val="24"/>
+        </w:rPr>
+      </w:pPr>
+      <w:r>
+        <w:rPr>
+          <w:rFonts w:ascii="Consolas" w:hAnsi="Consolas" w:cs="Consolas"/>
+          <w:szCs w:val="24"/>
+        </w:rPr>
+        <w:t xml:space="preserve">            </w:t>
+      </w:r>
+      <w:proofErr w:type="spellStart"/>
+      <w:r>
+        <w:rPr>
+          <w:rFonts w:ascii="Consolas" w:hAnsi="Consolas" w:cs="Consolas"/>
+          <w:i/>
+          <w:iCs/>
+          <w:color w:val="000000"/>
+          <w:szCs w:val="24"/>
+        </w:rPr>
+        <w:t>self</w:t>
+      </w:r>
+      <w:r>
+        <w:rPr>
+          <w:rFonts w:ascii="Consolas" w:hAnsi="Consolas" w:cs="Consolas"/>
+          <w:color w:val="000000"/>
+          <w:szCs w:val="24"/>
+        </w:rPr>
+        <w:t>.braille_window</w:t>
+      </w:r>
+      <w:proofErr w:type="spellEnd"/>
+      <w:r>
+        <w:rPr>
+          <w:rFonts w:ascii="Consolas" w:hAnsi="Consolas" w:cs="Consolas"/>
+          <w:color w:val="000000"/>
+          <w:szCs w:val="24"/>
+        </w:rPr>
+        <w:t>(title=tib)</w:t>
+      </w:r>
+    </w:p>
+    <w:p>
+      <w:pPr>
+        <w:pStyle w:val="Flowcode"/>
+        <w:framePr w:wrap="notBeside" w:hAnchor="page" w:x="2041" w:y="962"/>
+        <w:rPr>
           <w:sz w:val="32"/>
           <w:szCs w:val="32"/>
         </w:rPr>
@@ -8269,7 +9016,25 @@
           <w:color w:val="000000"/>
           <w:szCs w:val="24"/>
         </w:rPr>
-        <w:t xml:space="preserve"> braille_print:</w:t>
+        <w:t xml:space="preserve"> </w:t>
+      </w:r>
+      <w:proofErr w:type="spellStart"/>
+      <w:r>
+        <w:rPr>
+          <w:rFonts w:ascii="Consolas" w:hAnsi="Consolas" w:cs="Consolas"/>
+          <w:color w:val="000000"/>
+          <w:szCs w:val="24"/>
+        </w:rPr>
+        <w:t>braille_print</w:t>
+      </w:r>
+      <w:proofErr w:type="spellEnd"/>
+      <w:r>
+        <w:rPr>
+          <w:rFonts w:ascii="Consolas" w:hAnsi="Consolas" w:cs="Consolas"/>
+          <w:color w:val="000000"/>
+          <w:szCs w:val="24"/>
+        </w:rPr>
+        <w:t>:</w:t>
       </w:r>
     </w:p>
     <w:p>
@@ -8289,6 +9054,7 @@
         </w:rPr>
         <w:t xml:space="preserve">            </w:t>
       </w:r>
+      <w:proofErr w:type="spellStart"/>
       <w:r>
         <w:rPr>
           <w:rFonts w:ascii="Consolas" w:hAnsi="Consolas" w:cs="Consolas"/>
@@ -8305,7 +9071,16 @@
           <w:color w:val="000000"/>
           <w:szCs w:val="24"/>
         </w:rPr>
-        <w:t>.print_braille(title=tib)</w:t>
+        <w:t>.print_braille</w:t>
+      </w:r>
+      <w:proofErr w:type="spellEnd"/>
+      <w:r>
+        <w:rPr>
+          <w:rFonts w:ascii="Consolas" w:hAnsi="Consolas" w:cs="Consolas"/>
+          <w:color w:val="000000"/>
+          <w:szCs w:val="24"/>
+        </w:rPr>
+        <w:t>(title=tib)</w:t>
       </w:r>
     </w:p>
     <w:p>
@@ -8410,6 +9185,7 @@
         </w:rPr>
         <w:t xml:space="preserve"> </w:t>
       </w:r>
+      <w:proofErr w:type="spellStart"/>
       <w:r>
         <w:rPr>
           <w:rFonts w:ascii="Courier New" w:hAnsi="Courier New" w:cs="Courier New"/>
@@ -8420,6 +9196,7 @@
         </w:rPr>
         <w:t>braille_window_audio</w:t>
       </w:r>
+      <w:proofErr w:type="spellEnd"/>
       <w:r>
         <w:rPr>
           <w:rFonts w:ascii="Courier New" w:hAnsi="Courier New" w:cs="Courier New"/>
@@ -8831,7 +9608,25 @@
           <w:color w:val="000000"/>
           <w:szCs w:val="24"/>
         </w:rPr>
-        <w:t xml:space="preserve"> title.endswith(</w:t>
+        <w:t xml:space="preserve"> </w:t>
+      </w:r>
+      <w:proofErr w:type="spellStart"/>
+      <w:r>
+        <w:rPr>
+          <w:rFonts w:ascii="Courier New" w:hAnsi="Courier New" w:cs="Courier New"/>
+          <w:color w:val="000000"/>
+          <w:szCs w:val="24"/>
+        </w:rPr>
+        <w:t>title.endswith</w:t>
+      </w:r>
+      <w:proofErr w:type="spellEnd"/>
+      <w:r>
+        <w:rPr>
+          <w:rFonts w:ascii="Courier New" w:hAnsi="Courier New" w:cs="Courier New"/>
+          <w:color w:val="000000"/>
+          <w:szCs w:val="24"/>
+        </w:rPr>
+        <w:t>(</w:t>
       </w:r>
       <w:r>
         <w:rPr>
@@ -8913,7 +9708,43 @@
           <w:color w:val="000000"/>
           <w:szCs w:val="24"/>
         </w:rPr>
-        <w:t xml:space="preserve">        aud_win = AudioWindow(title=title,</w:t>
+        <w:t xml:space="preserve">        </w:t>
+      </w:r>
+      <w:proofErr w:type="spellStart"/>
+      <w:r>
+        <w:rPr>
+          <w:rFonts w:ascii="Courier New" w:hAnsi="Courier New" w:cs="Courier New"/>
+          <w:color w:val="000000"/>
+          <w:szCs w:val="24"/>
+        </w:rPr>
+        <w:t>aud_win</w:t>
+      </w:r>
+      <w:proofErr w:type="spellEnd"/>
+      <w:r>
+        <w:rPr>
+          <w:rFonts w:ascii="Courier New" w:hAnsi="Courier New" w:cs="Courier New"/>
+          <w:color w:val="000000"/>
+          <w:szCs w:val="24"/>
+        </w:rPr>
+        <w:t xml:space="preserve"> = </w:t>
+      </w:r>
+      <w:proofErr w:type="spellStart"/>
+      <w:r>
+        <w:rPr>
+          <w:rFonts w:ascii="Courier New" w:hAnsi="Courier New" w:cs="Courier New"/>
+          <w:color w:val="000000"/>
+          <w:szCs w:val="24"/>
+        </w:rPr>
+        <w:t>AudioWindow</w:t>
+      </w:r>
+      <w:proofErr w:type="spellEnd"/>
+      <w:r>
+        <w:rPr>
+          <w:rFonts w:ascii="Courier New" w:hAnsi="Courier New" w:cs="Courier New"/>
+          <w:color w:val="000000"/>
+          <w:szCs w:val="24"/>
+        </w:rPr>
+        <w:t>(title=title,</w:t>
       </w:r>
     </w:p>
     <w:p>
@@ -9032,6 +9863,7 @@
         </w:rPr>
         <w:t xml:space="preserve">                              grid_width=</w:t>
       </w:r>
+      <w:proofErr w:type="spellStart"/>
       <w:r>
         <w:rPr>
           <w:rFonts w:ascii="Courier New" w:hAnsi="Courier New" w:cs="Courier New"/>
@@ -9048,7 +9880,16 @@
           <w:color w:val="000000"/>
           <w:szCs w:val="24"/>
         </w:rPr>
-        <w:t>.grid_width,</w:t>
+        <w:t>.grid_width</w:t>
+      </w:r>
+      <w:proofErr w:type="spellEnd"/>
+      <w:r>
+        <w:rPr>
+          <w:rFonts w:ascii="Courier New" w:hAnsi="Courier New" w:cs="Courier New"/>
+          <w:color w:val="000000"/>
+          <w:szCs w:val="24"/>
+        </w:rPr>
+        <w:t>,</w:t>
       </w:r>
     </w:p>
     <w:p>
@@ -9077,6 +9918,7 @@
         </w:rPr>
         <w:t xml:space="preserve">                              grid_height=</w:t>
       </w:r>
+      <w:proofErr w:type="spellStart"/>
       <w:r>
         <w:rPr>
           <w:rFonts w:ascii="Courier New" w:hAnsi="Courier New" w:cs="Courier New"/>
@@ -9093,7 +9935,16 @@
           <w:color w:val="000000"/>
           <w:szCs w:val="24"/>
         </w:rPr>
-        <w:t>.grid_height,</w:t>
+        <w:t>.grid_height</w:t>
+      </w:r>
+      <w:proofErr w:type="spellEnd"/>
+      <w:r>
+        <w:rPr>
+          <w:rFonts w:ascii="Courier New" w:hAnsi="Courier New" w:cs="Courier New"/>
+          <w:color w:val="000000"/>
+          <w:szCs w:val="24"/>
+        </w:rPr>
+        <w:t>,</w:t>
       </w:r>
     </w:p>
     <w:p>
@@ -9191,14 +10042,25 @@
         </w:rPr>
         <w:t xml:space="preserve"> </w:t>
       </w:r>
-      <w:r>
-        <w:rPr>
-          <w:rFonts w:ascii="Courier New" w:hAnsi="Courier New" w:cs="Courier New"/>
-          <w:color w:val="000000"/>
-          <w:szCs w:val="24"/>
-        </w:rPr>
-        <w:t>y_min=</w:t>
-      </w:r>
+      <w:proofErr w:type="spellStart"/>
+      <w:r>
+        <w:rPr>
+          <w:rFonts w:ascii="Courier New" w:hAnsi="Courier New" w:cs="Courier New"/>
+          <w:color w:val="000000"/>
+          <w:szCs w:val="24"/>
+        </w:rPr>
+        <w:t>y_min</w:t>
+      </w:r>
+      <w:proofErr w:type="spellEnd"/>
+      <w:r>
+        <w:rPr>
+          <w:rFonts w:ascii="Courier New" w:hAnsi="Courier New" w:cs="Courier New"/>
+          <w:color w:val="000000"/>
+          <w:szCs w:val="24"/>
+        </w:rPr>
+        <w:t>=</w:t>
+      </w:r>
+      <w:proofErr w:type="spellStart"/>
       <w:r>
         <w:rPr>
           <w:rFonts w:ascii="Courier New" w:hAnsi="Courier New" w:cs="Courier New"/>
@@ -9215,7 +10077,16 @@
           <w:color w:val="000000"/>
           <w:szCs w:val="24"/>
         </w:rPr>
-        <w:t>.y_min)</w:t>
+        <w:t>.y_min</w:t>
+      </w:r>
+      <w:proofErr w:type="spellEnd"/>
+      <w:r>
+        <w:rPr>
+          <w:rFonts w:ascii="Courier New" w:hAnsi="Courier New" w:cs="Courier New"/>
+          <w:color w:val="000000"/>
+          <w:szCs w:val="24"/>
+        </w:rPr>
+        <w:t>)</w:t>
       </w:r>
     </w:p>
     <w:p>
@@ -9245,14 +10116,25 @@
         </w:rPr>
         <w:t xml:space="preserve">        </w:t>
       </w:r>
-      <w:r>
-        <w:rPr>
-          <w:rFonts w:ascii="Courier New" w:hAnsi="Courier New" w:cs="Courier New"/>
-          <w:color w:val="000000"/>
-          <w:szCs w:val="24"/>
-        </w:rPr>
-        <w:t>aud_win.draw_cells(cells=</w:t>
-      </w:r>
+      <w:proofErr w:type="spellStart"/>
+      <w:r>
+        <w:rPr>
+          <w:rFonts w:ascii="Courier New" w:hAnsi="Courier New" w:cs="Courier New"/>
+          <w:color w:val="000000"/>
+          <w:szCs w:val="24"/>
+        </w:rPr>
+        <w:t>aud_win.draw_cells</w:t>
+      </w:r>
+      <w:proofErr w:type="spellEnd"/>
+      <w:r>
+        <w:rPr>
+          <w:rFonts w:ascii="Courier New" w:hAnsi="Courier New" w:cs="Courier New"/>
+          <w:color w:val="000000"/>
+          <w:szCs w:val="24"/>
+        </w:rPr>
+        <w:t>(cells=</w:t>
+      </w:r>
+      <w:proofErr w:type="spellStart"/>
       <w:r>
         <w:rPr>
           <w:rFonts w:ascii="Courier New" w:hAnsi="Courier New" w:cs="Courier New"/>
@@ -9269,7 +10151,16 @@
           <w:color w:val="000000"/>
           <w:szCs w:val="24"/>
         </w:rPr>
-        <w:t>.cells,</w:t>
+        <w:t>.cells</w:t>
+      </w:r>
+      <w:proofErr w:type="spellEnd"/>
+      <w:r>
+        <w:rPr>
+          <w:rFonts w:ascii="Courier New" w:hAnsi="Courier New" w:cs="Courier New"/>
+          <w:color w:val="000000"/>
+          <w:szCs w:val="24"/>
+        </w:rPr>
+        <w:t>,</w:t>
       </w:r>
     </w:p>
     <w:p>
@@ -9375,6 +10266,7 @@
         </w:rPr>
         <w:t xml:space="preserve"> </w:t>
       </w:r>
+      <w:proofErr w:type="spellStart"/>
       <w:r>
         <w:rPr>
           <w:rFonts w:ascii="Courier New" w:hAnsi="Courier New" w:cs="Courier New"/>
@@ -9384,6 +10276,7 @@
         </w:rPr>
         <w:t>print_braille</w:t>
       </w:r>
+      <w:proofErr w:type="spellEnd"/>
       <w:r>
         <w:rPr>
           <w:rFonts w:ascii="Courier New" w:hAnsi="Courier New" w:cs="Courier New"/>
@@ -9641,6 +10534,7 @@
         </w:rPr>
         <w:t xml:space="preserve"> </w:t>
       </w:r>
+      <w:proofErr w:type="spellStart"/>
       <w:r>
         <w:rPr>
           <w:rFonts w:ascii="Courier New" w:hAnsi="Courier New" w:cs="Courier New"/>
@@ -9655,7 +10549,15 @@
           <w:rFonts w:ascii="Courier New" w:hAnsi="Courier New" w:cs="Courier New"/>
           <w:color w:val="000000"/>
         </w:rPr>
-        <w:t>.shift_to_edge:</w:t>
+        <w:t>.shift_to_edge</w:t>
+      </w:r>
+      <w:proofErr w:type="spellEnd"/>
+      <w:r>
+        <w:rPr>
+          <w:rFonts w:ascii="Courier New" w:hAnsi="Courier New" w:cs="Courier New"/>
+          <w:color w:val="000000"/>
+        </w:rPr>
+        <w:t>:</w:t>
       </w:r>
     </w:p>
     <w:p>
@@ -9723,6 +10625,7 @@
         </w:rPr>
         <w:t xml:space="preserve">            left_edge = </w:t>
       </w:r>
+      <w:proofErr w:type="spellStart"/>
       <w:r>
         <w:rPr>
           <w:rFonts w:ascii="Courier New" w:hAnsi="Courier New" w:cs="Courier New"/>
@@ -9739,6 +10642,7 @@
         </w:rPr>
         <w:t>.left_edge</w:t>
       </w:r>
+      <w:proofErr w:type="spellEnd"/>
     </w:p>
     <w:p>
       <w:pPr>
@@ -9762,8 +10666,25 @@
           <w:rFonts w:ascii="Courier New" w:hAnsi="Courier New" w:cs="Courier New"/>
           <w:color w:val="000000"/>
         </w:rPr>
-        <w:t xml:space="preserve">            top_edge = </w:t>
-      </w:r>
+        <w:t xml:space="preserve">            </w:t>
+      </w:r>
+      <w:proofErr w:type="spellStart"/>
+      <w:r>
+        <w:rPr>
+          <w:rFonts w:ascii="Courier New" w:hAnsi="Courier New" w:cs="Courier New"/>
+          <w:color w:val="000000"/>
+        </w:rPr>
+        <w:t>top_edge</w:t>
+      </w:r>
+      <w:proofErr w:type="spellEnd"/>
+      <w:r>
+        <w:rPr>
+          <w:rFonts w:ascii="Courier New" w:hAnsi="Courier New" w:cs="Courier New"/>
+          <w:color w:val="000000"/>
+        </w:rPr>
+        <w:t xml:space="preserve"> = </w:t>
+      </w:r>
+      <w:proofErr w:type="spellStart"/>
       <w:r>
         <w:rPr>
           <w:rFonts w:ascii="Courier New" w:hAnsi="Courier New" w:cs="Courier New"/>
@@ -9780,6 +10701,7 @@
         </w:rPr>
         <w:t>.top_edge</w:t>
       </w:r>
+      <w:proofErr w:type="spellEnd"/>
     </w:p>
     <w:p>
       <w:pPr>
@@ -9874,7 +10796,23 @@
           <w:rFonts w:ascii="Courier New" w:hAnsi="Courier New" w:cs="Courier New"/>
           <w:color w:val="000000"/>
         </w:rPr>
-        <w:t xml:space="preserve">            top_edge = </w:t>
+        <w:t xml:space="preserve">            </w:t>
+      </w:r>
+      <w:proofErr w:type="spellStart"/>
+      <w:r>
+        <w:rPr>
+          <w:rFonts w:ascii="Courier New" w:hAnsi="Courier New" w:cs="Courier New"/>
+          <w:color w:val="000000"/>
+        </w:rPr>
+        <w:t>top_edge</w:t>
+      </w:r>
+      <w:proofErr w:type="spellEnd"/>
+      <w:r>
+        <w:rPr>
+          <w:rFonts w:ascii="Courier New" w:hAnsi="Courier New" w:cs="Courier New"/>
+          <w:color w:val="000000"/>
+        </w:rPr>
+        <w:t xml:space="preserve"> = </w:t>
       </w:r>
       <w:r>
         <w:rPr>
@@ -9975,7 +10913,23 @@
           <w:rFonts w:ascii="Courier New" w:hAnsi="Courier New" w:cs="Courier New"/>
           <w:color w:val="000000"/>
         </w:rPr>
-        <w:t xml:space="preserve"> reversed(range(top_edge)):</w:t>
+        <w:t xml:space="preserve"> reversed(range(</w:t>
+      </w:r>
+      <w:proofErr w:type="spellStart"/>
+      <w:r>
+        <w:rPr>
+          <w:rFonts w:ascii="Courier New" w:hAnsi="Courier New" w:cs="Courier New"/>
+          <w:color w:val="000000"/>
+        </w:rPr>
+        <w:t>top_edge</w:t>
+      </w:r>
+      <w:proofErr w:type="spellEnd"/>
+      <w:r>
+        <w:rPr>
+          <w:rFonts w:ascii="Courier New" w:hAnsi="Courier New" w:cs="Courier New"/>
+          <w:color w:val="000000"/>
+        </w:rPr>
+        <w:t>)):</w:t>
       </w:r>
     </w:p>
     <w:p>
@@ -10064,6 +11018,7 @@
         </w:rPr>
         <w:t xml:space="preserve"> range(left_edge, </w:t>
       </w:r>
+      <w:proofErr w:type="spellStart"/>
       <w:r>
         <w:rPr>
           <w:rFonts w:ascii="Courier New" w:hAnsi="Courier New" w:cs="Courier New"/>
@@ -10078,7 +11033,15 @@
           <w:rFonts w:ascii="Courier New" w:hAnsi="Courier New" w:cs="Courier New"/>
           <w:color w:val="000000"/>
         </w:rPr>
-        <w:t>.grid_width):</w:t>
+        <w:t>.grid_width</w:t>
+      </w:r>
+      <w:proofErr w:type="spellEnd"/>
+      <w:r>
+        <w:rPr>
+          <w:rFonts w:ascii="Courier New" w:hAnsi="Courier New" w:cs="Courier New"/>
+          <w:color w:val="000000"/>
+        </w:rPr>
+        <w:t>):</w:t>
       </w:r>
     </w:p>
     <w:p>
@@ -10103,7 +11066,23 @@
           <w:rFonts w:ascii="Courier New" w:hAnsi="Courier New" w:cs="Courier New"/>
           <w:color w:val="000000"/>
         </w:rPr>
-        <w:t xml:space="preserve">                cell_ixy = (ix,iy)</w:t>
+        <w:t xml:space="preserve">                </w:t>
+      </w:r>
+      <w:proofErr w:type="spellStart"/>
+      <w:r>
+        <w:rPr>
+          <w:rFonts w:ascii="Courier New" w:hAnsi="Courier New" w:cs="Courier New"/>
+          <w:color w:val="000000"/>
+        </w:rPr>
+        <w:t>cell_ixy</w:t>
+      </w:r>
+      <w:proofErr w:type="spellEnd"/>
+      <w:r>
+        <w:rPr>
+          <w:rFonts w:ascii="Courier New" w:hAnsi="Courier New" w:cs="Courier New"/>
+          <w:color w:val="000000"/>
+        </w:rPr>
+        <w:t xml:space="preserve"> = (ix,iy)</w:t>
       </w:r>
     </w:p>
     <w:p>
@@ -10142,7 +11121,23 @@
           <w:rFonts w:ascii="Courier New" w:hAnsi="Courier New" w:cs="Courier New"/>
           <w:color w:val="000000"/>
         </w:rPr>
-        <w:t xml:space="preserve"> cell_ixy </w:t>
+        <w:t xml:space="preserve"> </w:t>
+      </w:r>
+      <w:proofErr w:type="spellStart"/>
+      <w:r>
+        <w:rPr>
+          <w:rFonts w:ascii="Courier New" w:hAnsi="Courier New" w:cs="Courier New"/>
+          <w:color w:val="000000"/>
+        </w:rPr>
+        <w:t>cell_ixy</w:t>
+      </w:r>
+      <w:proofErr w:type="spellEnd"/>
+      <w:r>
+        <w:rPr>
+          <w:rFonts w:ascii="Courier New" w:hAnsi="Courier New" w:cs="Courier New"/>
+          <w:color w:val="000000"/>
+        </w:rPr>
+        <w:t xml:space="preserve"> </w:t>
       </w:r>
       <w:r>
         <w:rPr>
@@ -10158,6 +11153,7 @@
         </w:rPr>
         <w:t xml:space="preserve"> </w:t>
       </w:r>
+      <w:proofErr w:type="spellStart"/>
       <w:r>
         <w:rPr>
           <w:rFonts w:ascii="Courier New" w:hAnsi="Courier New" w:cs="Courier New"/>
@@ -10172,7 +11168,15 @@
           <w:rFonts w:ascii="Courier New" w:hAnsi="Courier New" w:cs="Courier New"/>
           <w:color w:val="000000"/>
         </w:rPr>
-        <w:t>.cells:</w:t>
+        <w:t>.cells</w:t>
+      </w:r>
+      <w:proofErr w:type="spellEnd"/>
+      <w:r>
+        <w:rPr>
+          <w:rFonts w:ascii="Courier New" w:hAnsi="Courier New" w:cs="Courier New"/>
+          <w:color w:val="000000"/>
+        </w:rPr>
+        <w:t>:</w:t>
       </w:r>
     </w:p>
     <w:p>
@@ -10199,6 +11203,7 @@
         </w:rPr>
         <w:t xml:space="preserve">                    cell = </w:t>
       </w:r>
+      <w:proofErr w:type="spellStart"/>
       <w:r>
         <w:rPr>
           <w:rFonts w:ascii="Courier New" w:hAnsi="Courier New" w:cs="Courier New"/>
@@ -10213,7 +11218,31 @@
           <w:rFonts w:ascii="Courier New" w:hAnsi="Courier New" w:cs="Courier New"/>
           <w:color w:val="000000"/>
         </w:rPr>
-        <w:t>.cells[cell_ixy]</w:t>
+        <w:t>.cells</w:t>
+      </w:r>
+      <w:proofErr w:type="spellEnd"/>
+      <w:r>
+        <w:rPr>
+          <w:rFonts w:ascii="Courier New" w:hAnsi="Courier New" w:cs="Courier New"/>
+          <w:color w:val="000000"/>
+        </w:rPr>
+        <w:t>[</w:t>
+      </w:r>
+      <w:proofErr w:type="spellStart"/>
+      <w:r>
+        <w:rPr>
+          <w:rFonts w:ascii="Courier New" w:hAnsi="Courier New" w:cs="Courier New"/>
+          <w:color w:val="000000"/>
+        </w:rPr>
+        <w:t>cell_ixy</w:t>
+      </w:r>
+      <w:proofErr w:type="spellEnd"/>
+      <w:r>
+        <w:rPr>
+          <w:rFonts w:ascii="Courier New" w:hAnsi="Courier New" w:cs="Courier New"/>
+          <w:color w:val="000000"/>
+        </w:rPr>
+        <w:t>]</w:t>
       </w:r>
     </w:p>
     <w:p>
@@ -10238,7 +11267,15 @@
           <w:rFonts w:ascii="Courier New" w:hAnsi="Courier New" w:cs="Courier New"/>
           <w:color w:val="000000"/>
         </w:rPr>
-        <w:t xml:space="preserve">                    color = cell.</w:t>
+        <w:t xml:space="preserve">                    color = </w:t>
+      </w:r>
+      <w:proofErr w:type="spellStart"/>
+      <w:r>
+        <w:rPr>
+          <w:rFonts w:ascii="Courier New" w:hAnsi="Courier New" w:cs="Courier New"/>
+          <w:color w:val="000000"/>
+        </w:rPr>
+        <w:t>cell.</w:t>
       </w:r>
       <w:r>
         <w:rPr>
@@ -10248,6 +11285,7 @@
         </w:rPr>
         <w:t>color_str</w:t>
       </w:r>
+      <w:proofErr w:type="spellEnd"/>
       <w:r>
         <w:rPr>
           <w:rFonts w:ascii="Courier New" w:hAnsi="Courier New" w:cs="Courier New"/>
@@ -10390,7 +11428,23 @@
           <w:rFonts w:ascii="Courier New" w:hAnsi="Courier New" w:cs="Courier New"/>
           <w:color w:val="000000"/>
         </w:rPr>
-        <w:t xml:space="preserve">            line = line.rstrip()</w:t>
+        <w:t xml:space="preserve">            line = </w:t>
+      </w:r>
+      <w:proofErr w:type="spellStart"/>
+      <w:r>
+        <w:rPr>
+          <w:rFonts w:ascii="Courier New" w:hAnsi="Courier New" w:cs="Courier New"/>
+          <w:color w:val="000000"/>
+        </w:rPr>
+        <w:t>line.rstrip</w:t>
+      </w:r>
+      <w:proofErr w:type="spellEnd"/>
+      <w:r>
+        <w:rPr>
+          <w:rFonts w:ascii="Courier New" w:hAnsi="Courier New" w:cs="Courier New"/>
+          <w:color w:val="000000"/>
+        </w:rPr>
+        <w:t>()</w:t>
       </w:r>
     </w:p>
     <w:p>
@@ -10431,6 +11485,7 @@
         </w:rPr>
         <w:t xml:space="preserve"> </w:t>
       </w:r>
+      <w:proofErr w:type="spellStart"/>
       <w:r>
         <w:rPr>
           <w:rFonts w:ascii="Courier New" w:hAnsi="Courier New" w:cs="Courier New"/>
@@ -10445,7 +11500,15 @@
           <w:rFonts w:ascii="Courier New" w:hAnsi="Courier New" w:cs="Courier New"/>
           <w:color w:val="000000"/>
         </w:rPr>
-        <w:t xml:space="preserve">.blank_char != </w:t>
+        <w:t>.blank_char</w:t>
+      </w:r>
+      <w:proofErr w:type="spellEnd"/>
+      <w:r>
+        <w:rPr>
+          <w:rFonts w:ascii="Courier New" w:hAnsi="Courier New" w:cs="Courier New"/>
+          <w:color w:val="000000"/>
+        </w:rPr>
+        <w:t xml:space="preserve"> != </w:t>
       </w:r>
       <w:r>
         <w:rPr>
@@ -10486,7 +11549,23 @@
           <w:rFonts w:ascii="Courier New" w:hAnsi="Courier New" w:cs="Courier New"/>
           <w:color w:val="000000"/>
         </w:rPr>
-        <w:t xml:space="preserve">                line = line.replace(</w:t>
+        <w:t xml:space="preserve">                line = </w:t>
+      </w:r>
+      <w:proofErr w:type="spellStart"/>
+      <w:r>
+        <w:rPr>
+          <w:rFonts w:ascii="Courier New" w:hAnsi="Courier New" w:cs="Courier New"/>
+          <w:color w:val="000000"/>
+        </w:rPr>
+        <w:t>line.replace</w:t>
+      </w:r>
+      <w:proofErr w:type="spellEnd"/>
+      <w:r>
+        <w:rPr>
+          <w:rFonts w:ascii="Courier New" w:hAnsi="Courier New" w:cs="Courier New"/>
+          <w:color w:val="000000"/>
+        </w:rPr>
+        <w:t>(</w:t>
       </w:r>
       <w:r>
         <w:rPr>
@@ -10504,6 +11583,7 @@
         </w:rPr>
         <w:t xml:space="preserve">, </w:t>
       </w:r>
+      <w:proofErr w:type="spellStart"/>
       <w:r>
         <w:rPr>
           <w:rFonts w:ascii="Courier New" w:hAnsi="Courier New" w:cs="Courier New"/>
@@ -10518,7 +11598,15 @@
           <w:rFonts w:ascii="Courier New" w:hAnsi="Courier New" w:cs="Courier New"/>
           <w:color w:val="000000"/>
         </w:rPr>
-        <w:t>.blank_char)</w:t>
+        <w:t>.blank_char</w:t>
+      </w:r>
+      <w:proofErr w:type="spellEnd"/>
+      <w:r>
+        <w:rPr>
+          <w:rFonts w:ascii="Courier New" w:hAnsi="Courier New" w:cs="Courier New"/>
+          <w:color w:val="000000"/>
+        </w:rPr>
+        <w:t>)</w:t>
       </w:r>
     </w:p>
     <w:p>
@@ -10628,8 +11716,13 @@
         <w:t>“</w:t>
       </w:r>
       <w:bookmarkStart w:id="10" w:name="_Hlk119770121"/>
-      <w:r>
-        <w:t>from turtle_braille_link  import *</w:t>
+      <w:proofErr w:type="gramStart"/>
+      <w:r>
+        <w:t>from</w:t>
+      </w:r>
+      <w:proofErr w:type="gramEnd"/>
+      <w:r>
+        <w:t xml:space="preserve"> turtle_braille_link  import *</w:t>
       </w:r>
       <w:bookmarkEnd w:id="10"/>
       <w:r>
@@ -10665,7 +11758,15 @@
         <w:ind w:left="1080"/>
       </w:pPr>
       <w:r>
-        <w:t>Does a “from turtle_braille import *” to add turtle function names to programs name space.</w:t>
+        <w:t xml:space="preserve">Does a “from turtle_braille import *” </w:t>
+      </w:r>
+      <w:proofErr w:type="gramStart"/>
+      <w:r>
+        <w:t>to add</w:t>
+      </w:r>
+      <w:proofErr w:type="gramEnd"/>
+      <w:r>
+        <w:t xml:space="preserve"> turtle function names to programs name space.</w:t>
       </w:r>
     </w:p>
     <w:p>
@@ -10912,7 +12013,15 @@
         </w:numPr>
       </w:pPr>
       <w:r>
-        <w:t>To generate the text picture one must go left to right for each line, placing spaces for missing (ix,iy) cells.</w:t>
+        <w:t xml:space="preserve">To generate the text </w:t>
+      </w:r>
+      <w:proofErr w:type="gramStart"/>
+      <w:r>
+        <w:t>picture</w:t>
+      </w:r>
+      <w:proofErr w:type="gramEnd"/>
+      <w:r>
+        <w:t xml:space="preserve"> one must go left to right for each line, placing spaces for missing (ix,iy) cells.</w:t>
       </w:r>
     </w:p>
     <w:p>
@@ -10989,7 +12098,15 @@
         </w:numPr>
       </w:pPr>
       <w:r>
-        <w:t>Use an algorithm that assumes a convex polygon (TBD fix this) – start lines from a head point, creating a set of triangles from the figure.</w:t>
+        <w:t xml:space="preserve">Use an algorithm that assumes a convex polygon (TBD </w:t>
+      </w:r>
+      <w:proofErr w:type="gramStart"/>
+      <w:r>
+        <w:t>fix</w:t>
+      </w:r>
+      <w:proofErr w:type="gramEnd"/>
+      <w:r>
+        <w:t xml:space="preserve"> this) – start lines from a head point, creating a set of triangles from the figure.</w:t>
       </w:r>
     </w:p>
     <w:p>
@@ -11210,6 +12327,7 @@
         </w:rPr>
         <w:t xml:space="preserve">                                       * </w:t>
       </w:r>
+      <w:proofErr w:type="gramStart"/>
       <w:r>
         <w:rPr>
           <w:i/>
@@ -11221,6 +12339,7 @@
         </w:rPr>
         <w:t>pxs</w:t>
       </w:r>
+      <w:proofErr w:type="gramEnd"/>
       <w:r>
         <w:rPr>
           <w:i/>
@@ -11732,6 +12851,7 @@
         </w:rPr>
         <w:t xml:space="preserve">                                                    *  </w:t>
       </w:r>
+      <w:proofErr w:type="gramStart"/>
       <w:r>
         <w:rPr>
           <w:i/>
@@ -11743,6 +12863,7 @@
         </w:rPr>
         <w:t>pxs</w:t>
       </w:r>
+      <w:proofErr w:type="gramEnd"/>
       <w:r>
         <w:rPr>
           <w:i/>
@@ -11863,7 +12984,15 @@
     </w:p>
     <w:p>
       <w:r>
-        <w:t>It’s time to fess-up, come clean, and so on.  Here are a few, not a complete list, of things we could/will do better.  Note the programming here is mine.  For “we”, where it is admirable substitute myself plus folks who have taught or advised me, where it is a mistake or disaster substitute “me”.</w:t>
+        <w:t xml:space="preserve">It’s time to </w:t>
+      </w:r>
+      <w:proofErr w:type="gramStart"/>
+      <w:r>
+        <w:t>fess-up</w:t>
+      </w:r>
+      <w:proofErr w:type="gramEnd"/>
+      <w:r>
+        <w:t>, come clean, and so on.  Here are a few, not a complete list, of things we could/will do better.  Note the programming here is mine.  For “we”, where it is admirable substitute myself plus folks who have taught or advised me, where it is a mistake or disaster substitute “me”.</w:t>
       </w:r>
     </w:p>
     <w:p>
@@ -11880,11 +13009,16 @@
     </w:p>
     <w:p>
       <w:r>
-        <w:t xml:space="preserve">Most of my recent works are </w:t>
+        <w:t xml:space="preserve">Most of my recent works </w:t>
+      </w:r>
+      <w:proofErr w:type="gramStart"/>
+      <w:r>
+        <w:t xml:space="preserve">are </w:t>
       </w:r>
       <w:r>
         <w:t>mostly</w:t>
       </w:r>
+      <w:proofErr w:type="gramEnd"/>
       <w:r>
         <w:t xml:space="preserve"> prototypes.  The rest are </w:t>
       </w:r>
@@ -11938,7 +13072,15 @@
         <w:t>agree</w:t>
       </w:r>
       <w:r>
-        <w:t xml:space="preserve"> that this does not absolve us, the designers, implementers, deliverers, from using all our efforts in doing the best we can on the first </w:t>
+        <w:t xml:space="preserve"> that this does not </w:t>
+      </w:r>
+      <w:proofErr w:type="gramStart"/>
+      <w:r>
+        <w:t>absolve</w:t>
+      </w:r>
+      <w:proofErr w:type="gramEnd"/>
+      <w:r>
+        <w:t xml:space="preserve"> us, the designers, implementers, deliverers, from using all our efforts in doing the best we can on the first </w:t>
       </w:r>
       <w:r>
         <w:rPr>
@@ -11974,7 +13116,15 @@
         <w:t>As we mentioned, no animation support is provided.  I couldn’t see how picture movement could be delivered to the targeted audience</w:t>
       </w:r>
       <w:r>
-        <w:t xml:space="preserve"> – the visually impaired.  As of the addition of audio feed back, I’m reconsidering that issue.  Some things, like circle(),  shape(), begin_poly(), and a host of others – just didn’t have the time.  Please remember the primary goal – build a system to support the writing of simple programs.</w:t>
+        <w:t xml:space="preserve"> – the visually impaired.  As </w:t>
+      </w:r>
+      <w:proofErr w:type="gramStart"/>
+      <w:r>
+        <w:t>of</w:t>
+      </w:r>
+      <w:proofErr w:type="gramEnd"/>
+      <w:r>
+        <w:t xml:space="preserve"> the addition of audio feed back, I’m reconsidering that issue.  Some things, like circle(),  shape(), begin_poly(), and a host of others – just didn’t have the time.  Please remember the primary goal – build a system to support the writing of simple programs.</w:t>
       </w:r>
     </w:p>
     <w:p>
@@ -11987,7 +13137,15 @@
     </w:p>
     <w:p>
       <w:r>
-        <w:t>Outside a few instances, testing, really just exercising, is relegated to the self-test code at the end of the major class files.  As this is a heavily interactive program</w:t>
+        <w:t xml:space="preserve">Outside a few instances, testing, </w:t>
+      </w:r>
+      <w:proofErr w:type="gramStart"/>
+      <w:r>
+        <w:t>really just</w:t>
+      </w:r>
+      <w:proofErr w:type="gramEnd"/>
+      <w:r>
+        <w:t xml:space="preserve"> exercising, is relegated to the self-test code at the end of the major class files.  As this is a heavily interactive program</w:t>
       </w:r>
       <w:r>
         <w:t>, it’s in major need of testing.</w:t>
@@ -12003,8 +13161,13 @@
     </w:p>
     <w:p>
       <w:r>
-        <w:t>The lackluster performance with poly squares with thin edges,</w:t>
-      </w:r>
+        <w:t xml:space="preserve">The lackluster performance with poly squares with thin </w:t>
+      </w:r>
+      <w:proofErr w:type="gramStart"/>
+      <w:r>
+        <w:t>edges,</w:t>
+      </w:r>
+      <w:proofErr w:type="gramEnd"/>
       <w:r>
         <w:t xml:space="preserve"> could be improved.  Filling of non-convex polygons needs work or at least testing.</w:t>
       </w:r>
@@ -12033,7 +13196,15 @@
     </w:p>
     <w:p>
       <w:r>
-        <w:t>Here we look at least one alternate development path.</w:t>
+        <w:t xml:space="preserve">Here we </w:t>
+      </w:r>
+      <w:proofErr w:type="gramStart"/>
+      <w:r>
+        <w:t>look</w:t>
+      </w:r>
+      <w:proofErr w:type="gramEnd"/>
+      <w:r>
+        <w:t xml:space="preserve"> at least one alternate development path.</w:t>
       </w:r>
     </w:p>
     <w:p>
@@ -12131,10 +13302,26 @@
         <w:t xml:space="preserve"> it?  Well, we did.  See our GitHub.com/raysmith619/TurtleBraille/README.md for details.  The bottom line, so far, is we almost got it to work, but we could not solve the display problem.</w:t>
       </w:r>
       <w:r>
-        <w:t xml:space="preserve">  We go it to display ALMOST correctly.  The most embarrassing thing is we could no figure the canvas item coordinates quite right.  For some reason we kept seeing negative tinker coordinates</w:t>
-      </w:r>
-      <w:r>
-        <w:t xml:space="preserve"> which should be non-negative.  The sad result was the closest we got were almost perfect figures but image reversed.</w:t>
+        <w:t xml:space="preserve">  We go it to display ALMOST correctly.  The most embarrassing thing is we could </w:t>
+      </w:r>
+      <w:proofErr w:type="gramStart"/>
+      <w:r>
+        <w:t>no</w:t>
+      </w:r>
+      <w:proofErr w:type="gramEnd"/>
+      <w:r>
+        <w:t xml:space="preserve"> figure the canvas item coordinates quite right.  For some reason we kept seeing negative tinker coordinates</w:t>
+      </w:r>
+      <w:r>
+        <w:t xml:space="preserve"> which should be non-negative.  The sad result was the closest we got were almost perfect </w:t>
+      </w:r>
+      <w:proofErr w:type="gramStart"/>
+      <w:r>
+        <w:t>figures</w:t>
+      </w:r>
+      <w:proofErr w:type="gramEnd"/>
+      <w:r>
+        <w:t xml:space="preserve"> but image reversed.</w:t>
       </w:r>
     </w:p>
     <w:p>
@@ -12160,25 +13347,43 @@
       <w:r>
         <w:t xml:space="preserve">The BrailleDisplay class member function </w:t>
       </w:r>
+      <w:proofErr w:type="gramStart"/>
       <w:r>
         <w:rPr>
           <w:b/>
           <w:bCs/>
         </w:rPr>
-        <w:t>populate_cells_from_canvas()</w:t>
-      </w:r>
-      <w:r>
-        <w:t xml:space="preserve"> “scrapes” the tkinter Canvas instance, collecting appropriate items, created by turtle and creates representative cells for an extended graphical </w:t>
-      </w:r>
-      <w:r>
-        <w:t xml:space="preserve">view.  The member function </w:t>
-      </w:r>
+        <w:t>populate</w:t>
+      </w:r>
+      <w:proofErr w:type="gramEnd"/>
       <w:r>
         <w:rPr>
           <w:b/>
           <w:bCs/>
         </w:rPr>
-        <w:t>find_overlapping()</w:t>
+        <w:t>_cells_from_canvas()</w:t>
+      </w:r>
+      <w:r>
+        <w:t xml:space="preserve"> “scrapes” the tkinter Canvas instance, collecting appropriate items, created by turtle and creates representative cells for an extended graphical </w:t>
+      </w:r>
+      <w:r>
+        <w:t xml:space="preserve">view.  The member function </w:t>
+      </w:r>
+      <w:proofErr w:type="gramStart"/>
+      <w:r>
+        <w:rPr>
+          <w:b/>
+          <w:bCs/>
+        </w:rPr>
+        <w:t>find</w:t>
+      </w:r>
+      <w:proofErr w:type="gramEnd"/>
+      <w:r>
+        <w:rPr>
+          <w:b/>
+          <w:bCs/>
+        </w:rPr>
+        <w:t>_overlapping()</w:t>
       </w:r>
       <w:r>
         <w:rPr>
@@ -12410,6 +13615,7 @@
         </w:rPr>
         <w:t xml:space="preserve">canvas = </w:t>
       </w:r>
+      <w:proofErr w:type="spellStart"/>
       <w:r>
         <w:rPr>
           <w:i/>
@@ -12432,6 +13638,7 @@
         </w:rPr>
         <w:t>.rt_canvas</w:t>
       </w:r>
+      <w:proofErr w:type="spellEnd"/>
     </w:p>
     <w:p>
       <w:pPr>
@@ -12463,6 +13670,7 @@
         </w:rPr>
         <w:t xml:space="preserve"> range(</w:t>
       </w:r>
+      <w:proofErr w:type="spellStart"/>
       <w:r>
         <w:rPr>
           <w:i/>
@@ -12475,7 +13683,14 @@
         <w:rPr>
           <w:color w:val="000000"/>
         </w:rPr>
-        <w:t>.grid_width):</w:t>
+        <w:t>.grid_width</w:t>
+      </w:r>
+      <w:proofErr w:type="spellEnd"/>
+      <w:r>
+        <w:rPr>
+          <w:color w:val="000000"/>
+        </w:rPr>
+        <w:t>):</w:t>
       </w:r>
     </w:p>
     <w:p>
@@ -12514,6 +13729,7 @@
         </w:rPr>
         <w:t xml:space="preserve"> range(</w:t>
       </w:r>
+      <w:proofErr w:type="spellStart"/>
       <w:r>
         <w:rPr>
           <w:i/>
@@ -12526,7 +13742,14 @@
         <w:rPr>
           <w:color w:val="000000"/>
         </w:rPr>
-        <w:t>.grid_height):</w:t>
+        <w:t>.grid_height</w:t>
+      </w:r>
+      <w:proofErr w:type="spellEnd"/>
+      <w:r>
+        <w:rPr>
+          <w:color w:val="000000"/>
+        </w:rPr>
+        <w:t>):</w:t>
       </w:r>
     </w:p>
     <w:p>
@@ -12541,6 +13764,7 @@
         </w:rPr>
         <w:t xml:space="preserve">        cx1,cy1,cx2,cy2 = </w:t>
       </w:r>
+      <w:proofErr w:type="spellStart"/>
       <w:r>
         <w:rPr>
           <w:i/>
@@ -12553,7 +13777,14 @@
         <w:rPr>
           <w:color w:val="000000"/>
         </w:rPr>
-        <w:t>.get_cell_ullr_win(ix=ix, iy=iy)</w:t>
+        <w:t>.get_cell_ullr_win</w:t>
+      </w:r>
+      <w:proofErr w:type="spellEnd"/>
+      <w:r>
+        <w:rPr>
+          <w:color w:val="000000"/>
+        </w:rPr>
+        <w:t>(ix=ix, iy=iy)</w:t>
       </w:r>
     </w:p>
     <w:p>
@@ -12566,8 +13797,23 @@
         <w:rPr>
           <w:color w:val="000000"/>
         </w:rPr>
-        <w:t xml:space="preserve">        items_over = </w:t>
-      </w:r>
+        <w:t xml:space="preserve">        </w:t>
+      </w:r>
+      <w:proofErr w:type="spellStart"/>
+      <w:r>
+        <w:rPr>
+          <w:color w:val="000000"/>
+        </w:rPr>
+        <w:t>items_over</w:t>
+      </w:r>
+      <w:proofErr w:type="spellEnd"/>
+      <w:r>
+        <w:rPr>
+          <w:color w:val="000000"/>
+        </w:rPr>
+        <w:t xml:space="preserve"> = </w:t>
+      </w:r>
+      <w:proofErr w:type="spellStart"/>
       <w:r>
         <w:rPr>
           <w:i/>
@@ -12580,7 +13826,14 @@
         <w:rPr>
           <w:color w:val="000000"/>
         </w:rPr>
-        <w:t>.find_overlapping(canvas, cx1,cy1,cx2,cy2)</w:t>
+        <w:t>.find_overlapping</w:t>
+      </w:r>
+      <w:proofErr w:type="spellEnd"/>
+      <w:r>
+        <w:rPr>
+          <w:color w:val="000000"/>
+        </w:rPr>
+        <w:t>(canvas, cx1,cy1,cx2,cy2)</w:t>
       </w:r>
     </w:p>
     <w:p>
@@ -12621,7 +13874,21 @@
         <w:rPr>
           <w:color w:val="000000"/>
         </w:rPr>
-        <w:t xml:space="preserve"> len(items_over) &gt; </w:t>
+        <w:t xml:space="preserve"> len(</w:t>
+      </w:r>
+      <w:proofErr w:type="spellStart"/>
+      <w:r>
+        <w:rPr>
+          <w:color w:val="000000"/>
+        </w:rPr>
+        <w:t>items_over</w:t>
+      </w:r>
+      <w:proofErr w:type="spellEnd"/>
+      <w:r>
+        <w:rPr>
+          <w:color w:val="000000"/>
+        </w:rPr>
+        <w:t xml:space="preserve">) &gt; </w:t>
       </w:r>
       <w:r>
         <w:rPr>
@@ -12646,7 +13913,35 @@
         <w:rPr>
           <w:color w:val="000000"/>
         </w:rPr>
-        <w:t xml:space="preserve">            top_item = items_over[-</w:t>
+        <w:t xml:space="preserve">            </w:t>
+      </w:r>
+      <w:proofErr w:type="spellStart"/>
+      <w:r>
+        <w:rPr>
+          <w:color w:val="000000"/>
+        </w:rPr>
+        <w:t>top_item</w:t>
+      </w:r>
+      <w:proofErr w:type="spellEnd"/>
+      <w:r>
+        <w:rPr>
+          <w:color w:val="000000"/>
+        </w:rPr>
+        <w:t xml:space="preserve"> = </w:t>
+      </w:r>
+      <w:proofErr w:type="spellStart"/>
+      <w:r>
+        <w:rPr>
+          <w:color w:val="000000"/>
+        </w:rPr>
+        <w:t>items_over</w:t>
+      </w:r>
+      <w:proofErr w:type="spellEnd"/>
+      <w:r>
+        <w:rPr>
+          <w:color w:val="000000"/>
+        </w:rPr>
+        <w:t>[-</w:t>
       </w:r>
       <w:r>
         <w:rPr>
@@ -12671,8 +13966,30 @@
         <w:rPr>
           <w:color w:val="000000"/>
         </w:rPr>
-        <w:t xml:space="preserve">            canvas_id = top_item</w:t>
-      </w:r>
+        <w:t xml:space="preserve">            </w:t>
+      </w:r>
+      <w:proofErr w:type="spellStart"/>
+      <w:r>
+        <w:rPr>
+          <w:color w:val="000000"/>
+        </w:rPr>
+        <w:t>canvas_id</w:t>
+      </w:r>
+      <w:proofErr w:type="spellEnd"/>
+      <w:r>
+        <w:rPr>
+          <w:color w:val="000000"/>
+        </w:rPr>
+        <w:t xml:space="preserve"> = </w:t>
+      </w:r>
+      <w:proofErr w:type="spellStart"/>
+      <w:r>
+        <w:rPr>
+          <w:color w:val="000000"/>
+        </w:rPr>
+        <w:t>top_item</w:t>
+      </w:r>
+      <w:proofErr w:type="spellEnd"/>
     </w:p>
     <w:p>
       <w:pPr>
@@ -12700,7 +14017,21 @@
         <w:rPr>
           <w:color w:val="000000"/>
         </w:rPr>
-        <w:t xml:space="preserve">            point_win = (cx1+cx2)/</w:t>
+        <w:t xml:space="preserve">            </w:t>
+      </w:r>
+      <w:proofErr w:type="spellStart"/>
+      <w:r>
+        <w:rPr>
+          <w:color w:val="000000"/>
+        </w:rPr>
+        <w:t>point_win</w:t>
+      </w:r>
+      <w:proofErr w:type="spellEnd"/>
+      <w:r>
+        <w:rPr>
+          <w:color w:val="000000"/>
+        </w:rPr>
+        <w:t xml:space="preserve"> = (cx1+cx2)/</w:t>
       </w:r>
       <w:r>
         <w:rPr>
@@ -12731,8 +14062,23 @@
         <w:rPr>
           <w:color w:val="000000"/>
         </w:rPr>
-        <w:t xml:space="preserve">            point_tur = </w:t>
-      </w:r>
+        <w:t xml:space="preserve">            </w:t>
+      </w:r>
+      <w:proofErr w:type="spellStart"/>
+      <w:r>
+        <w:rPr>
+          <w:color w:val="000000"/>
+        </w:rPr>
+        <w:t>point_tur</w:t>
+      </w:r>
+      <w:proofErr w:type="spellEnd"/>
+      <w:r>
+        <w:rPr>
+          <w:color w:val="000000"/>
+        </w:rPr>
+        <w:t xml:space="preserve"> = </w:t>
+      </w:r>
+      <w:proofErr w:type="spellStart"/>
       <w:r>
         <w:rPr>
           <w:i/>
@@ -12745,7 +14091,28 @@
         <w:rPr>
           <w:color w:val="000000"/>
         </w:rPr>
-        <w:t>.cvt_win_pt_to_tur(point_win)</w:t>
+        <w:t>.cvt_win_pt_to_tur</w:t>
+      </w:r>
+      <w:proofErr w:type="spellEnd"/>
+      <w:r>
+        <w:rPr>
+          <w:color w:val="000000"/>
+        </w:rPr>
+        <w:t>(</w:t>
+      </w:r>
+      <w:proofErr w:type="spellStart"/>
+      <w:r>
+        <w:rPr>
+          <w:color w:val="000000"/>
+        </w:rPr>
+        <w:t>point_win</w:t>
+      </w:r>
+      <w:proofErr w:type="spellEnd"/>
+      <w:r>
+        <w:rPr>
+          <w:color w:val="000000"/>
+        </w:rPr>
+        <w:t>)</w:t>
       </w:r>
     </w:p>
     <w:p>
@@ -12776,6 +14143,7 @@
         </w:rPr>
         <w:t xml:space="preserve">            </w:t>
       </w:r>
+      <w:proofErr w:type="spellStart"/>
       <w:r>
         <w:rPr>
           <w:i/>
@@ -12788,7 +14156,28 @@
         <w:rPr>
           <w:color w:val="000000"/>
         </w:rPr>
-        <w:t>.update_cell(pt=point_tur, color=</w:t>
+        <w:t>.update_cell</w:t>
+      </w:r>
+      <w:proofErr w:type="spellEnd"/>
+      <w:r>
+        <w:rPr>
+          <w:color w:val="000000"/>
+        </w:rPr>
+        <w:t>(pt=</w:t>
+      </w:r>
+      <w:proofErr w:type="spellStart"/>
+      <w:r>
+        <w:rPr>
+          <w:color w:val="000000"/>
+        </w:rPr>
+        <w:t>point_tur</w:t>
+      </w:r>
+      <w:proofErr w:type="spellEnd"/>
+      <w:r>
+        <w:rPr>
+          <w:color w:val="000000"/>
+        </w:rPr>
+        <w:t>, color=</w:t>
       </w:r>
       <w:r>
         <w:rPr>
@@ -12814,7 +14203,35 @@
         <w:rPr>
           <w:color w:val="000000"/>
         </w:rPr>
-        <w:t xml:space="preserve">                              canvas_id=canvas_id)</w:t>
+        <w:t xml:space="preserve">                              </w:t>
+      </w:r>
+      <w:proofErr w:type="spellStart"/>
+      <w:r>
+        <w:rPr>
+          <w:color w:val="000000"/>
+        </w:rPr>
+        <w:t>canvas_id</w:t>
+      </w:r>
+      <w:proofErr w:type="spellEnd"/>
+      <w:r>
+        <w:rPr>
+          <w:color w:val="000000"/>
+        </w:rPr>
+        <w:t>=</w:t>
+      </w:r>
+      <w:proofErr w:type="spellStart"/>
+      <w:r>
+        <w:rPr>
+          <w:color w:val="000000"/>
+        </w:rPr>
+        <w:t>canvas_id</w:t>
+      </w:r>
+      <w:proofErr w:type="spellEnd"/>
+      <w:r>
+        <w:rPr>
+          <w:color w:val="000000"/>
+        </w:rPr>
+        <w:t>)</w:t>
       </w:r>
     </w:p>
     <w:p>
@@ -12883,7 +14300,21 @@
         <w:rPr>
           <w:color w:val="000000"/>
         </w:rPr>
-        <w:t xml:space="preserve">                      include_annotations=</w:t>
+        <w:t xml:space="preserve">                      </w:t>
+      </w:r>
+      <w:proofErr w:type="spellStart"/>
+      <w:r>
+        <w:rPr>
+          <w:color w:val="000000"/>
+        </w:rPr>
+        <w:t>include_annotations</w:t>
+      </w:r>
+      <w:proofErr w:type="spellEnd"/>
+      <w:r>
+        <w:rPr>
+          <w:color w:val="000000"/>
+        </w:rPr>
+        <w:t>=</w:t>
       </w:r>
       <w:r>
         <w:rPr>
@@ -12910,7 +14341,25 @@
           <w:iCs/>
           <w:color w:val="00AA00"/>
         </w:rPr>
-        <w:t>""" Get canvas items (Canvas.get_overlapping)</w:t>
+        <w:t>""" Get canvas items (</w:t>
+      </w:r>
+      <w:proofErr w:type="spellStart"/>
+      <w:r>
+        <w:rPr>
+          <w:i/>
+          <w:iCs/>
+          <w:color w:val="00AA00"/>
+        </w:rPr>
+        <w:t>Canvas.get_overlapping</w:t>
+      </w:r>
+      <w:proofErr w:type="spellEnd"/>
+      <w:r>
+        <w:rPr>
+          <w:i/>
+          <w:iCs/>
+          <w:color w:val="00AA00"/>
+        </w:rPr>
+        <w:t>)</w:t>
       </w:r>
     </w:p>
     <w:p>
@@ -12933,8 +14382,18 @@
           <w:iCs/>
           <w:color w:val="00AA00"/>
         </w:rPr>
-        <w:t xml:space="preserve"> Canvas object - None ==&gt; use self.rt_canvas</w:t>
-      </w:r>
+        <w:t xml:space="preserve"> Canvas object - None ==&gt; use </w:t>
+      </w:r>
+      <w:proofErr w:type="spellStart"/>
+      <w:r>
+        <w:rPr>
+          <w:i/>
+          <w:iCs/>
+          <w:color w:val="00AA00"/>
+        </w:rPr>
+        <w:t>self.rt_canvas</w:t>
+      </w:r>
+      <w:proofErr w:type="spellEnd"/>
     </w:p>
     <w:p>
       <w:pPr>
@@ -12994,44 +14453,62 @@
           <w:bCs/>
           <w:color w:val="00AA00"/>
         </w:rPr>
-        <w:t>:include_annotations:</w:t>
-      </w:r>
-      <w:r>
-        <w:rPr>
-          <w:i/>
-          <w:iCs/>
-          <w:color w:val="00AA00"/>
-        </w:rPr>
-        <w:t xml:space="preserve"> include annotations</w:t>
-      </w:r>
-    </w:p>
-    <w:p>
-      <w:pPr>
-        <w:pStyle w:val="code"/>
-        <w:framePr w:wrap="notBeside"/>
-        <w:ind w:left="0" w:right="0"/>
-      </w:pPr>
-      <w:r>
-        <w:rPr>
-          <w:i/>
-          <w:iCs/>
-          <w:color w:val="00AA00"/>
-        </w:rPr>
-        <w:t xml:space="preserve">                default: False - ignore annotations</w:t>
-      </w:r>
-    </w:p>
-    <w:p>
-      <w:pPr>
-        <w:pStyle w:val="code"/>
-        <w:framePr w:wrap="notBeside"/>
-        <w:ind w:left="0" w:right="0"/>
-      </w:pPr>
+        <w:t>:</w:t>
+      </w:r>
+      <w:proofErr w:type="spellStart"/>
       <w:r>
         <w:rPr>
           <w:b/>
           <w:bCs/>
           <w:color w:val="00AA00"/>
         </w:rPr>
+        <w:t>include_annotations</w:t>
+      </w:r>
+      <w:proofErr w:type="spellEnd"/>
+      <w:r>
+        <w:rPr>
+          <w:b/>
+          <w:bCs/>
+          <w:color w:val="00AA00"/>
+        </w:rPr>
+        <w:t>:</w:t>
+      </w:r>
+      <w:r>
+        <w:rPr>
+          <w:i/>
+          <w:iCs/>
+          <w:color w:val="00AA00"/>
+        </w:rPr>
+        <w:t xml:space="preserve"> include annotations</w:t>
+      </w:r>
+    </w:p>
+    <w:p>
+      <w:pPr>
+        <w:pStyle w:val="code"/>
+        <w:framePr w:wrap="notBeside"/>
+        <w:ind w:left="0" w:right="0"/>
+      </w:pPr>
+      <w:r>
+        <w:rPr>
+          <w:i/>
+          <w:iCs/>
+          <w:color w:val="00AA00"/>
+        </w:rPr>
+        <w:t xml:space="preserve">                default: False - ignore annotations</w:t>
+      </w:r>
+    </w:p>
+    <w:p>
+      <w:pPr>
+        <w:pStyle w:val="code"/>
+        <w:framePr w:wrap="notBeside"/>
+        <w:ind w:left="0" w:right="0"/>
+      </w:pPr>
+      <w:r>
+        <w:rPr>
+          <w:b/>
+          <w:bCs/>
+          <w:color w:val="00AA00"/>
+        </w:rPr>
         <w:t>:returns:</w:t>
       </w:r>
       <w:r>
@@ -13113,6 +14590,7 @@
         </w:rPr>
         <w:t xml:space="preserve">    canvas = </w:t>
       </w:r>
+      <w:proofErr w:type="spellStart"/>
       <w:r>
         <w:rPr>
           <w:i/>
@@ -13128,6 +14606,7 @@
         </w:rPr>
         <w:t>.rt_canvas</w:t>
       </w:r>
+      <w:proofErr w:type="spellEnd"/>
     </w:p>
     <w:p>
       <w:pPr>
@@ -13135,11 +14614,26 @@
         <w:framePr w:wrap="notBeside"/>
         <w:ind w:left="0" w:right="0"/>
       </w:pPr>
-      <w:r>
-        <w:rPr>
-          <w:color w:val="000000"/>
-        </w:rPr>
-        <w:t>items_over_raw = canvas.</w:t>
+      <w:proofErr w:type="spellStart"/>
+      <w:r>
+        <w:rPr>
+          <w:color w:val="000000"/>
+        </w:rPr>
+        <w:t>items_over_raw</w:t>
+      </w:r>
+      <w:proofErr w:type="spellEnd"/>
+      <w:r>
+        <w:rPr>
+          <w:color w:val="000000"/>
+        </w:rPr>
+        <w:t xml:space="preserve"> = </w:t>
+      </w:r>
+      <w:proofErr w:type="spellStart"/>
+      <w:r>
+        <w:rPr>
+          <w:color w:val="000000"/>
+        </w:rPr>
+        <w:t>canvas.</w:t>
       </w:r>
       <w:bookmarkStart w:id="12" w:name="_Hlk119661117"/>
       <w:r>
@@ -13149,6 +14643,7 @@
         <w:t>find_overlapping</w:t>
       </w:r>
       <w:bookmarkEnd w:id="12"/>
+      <w:proofErr w:type="spellEnd"/>
       <w:r>
         <w:rPr>
           <w:color w:val="000000"/>
@@ -13181,6 +14676,7 @@
         </w:rPr>
         <w:t xml:space="preserve"> </w:t>
       </w:r>
+      <w:proofErr w:type="spellStart"/>
       <w:r>
         <w:rPr>
           <w:color w:val="000000"/>
@@ -13188,6 +14684,7 @@
         </w:rPr>
         <w:t>include_annotations</w:t>
       </w:r>
+      <w:proofErr w:type="spellEnd"/>
       <w:r>
         <w:rPr>
           <w:color w:val="000000"/>
@@ -13205,8 +14702,30 @@
         <w:rPr>
           <w:color w:val="000000"/>
         </w:rPr>
-        <w:t xml:space="preserve">    items_over = items_over_raw</w:t>
-      </w:r>
+        <w:t xml:space="preserve">    </w:t>
+      </w:r>
+      <w:proofErr w:type="spellStart"/>
+      <w:r>
+        <w:rPr>
+          <w:color w:val="000000"/>
+        </w:rPr>
+        <w:t>items_over</w:t>
+      </w:r>
+      <w:proofErr w:type="spellEnd"/>
+      <w:r>
+        <w:rPr>
+          <w:color w:val="000000"/>
+        </w:rPr>
+        <w:t xml:space="preserve"> = </w:t>
+      </w:r>
+      <w:proofErr w:type="spellStart"/>
+      <w:r>
+        <w:rPr>
+          <w:color w:val="000000"/>
+        </w:rPr>
+        <w:t>items_over_raw</w:t>
+      </w:r>
+      <w:proofErr w:type="spellEnd"/>
     </w:p>
     <w:p>
       <w:pPr>
@@ -13237,7 +14756,21 @@
         <w:rPr>
           <w:color w:val="000000"/>
         </w:rPr>
-        <w:t xml:space="preserve">    items_over = []</w:t>
+        <w:t xml:space="preserve">    </w:t>
+      </w:r>
+      <w:proofErr w:type="spellStart"/>
+      <w:r>
+        <w:rPr>
+          <w:color w:val="000000"/>
+        </w:rPr>
+        <w:t>items_over</w:t>
+      </w:r>
+      <w:proofErr w:type="spellEnd"/>
+      <w:r>
+        <w:rPr>
+          <w:color w:val="000000"/>
+        </w:rPr>
+        <w:t xml:space="preserve"> = []</w:t>
       </w:r>
     </w:p>
     <w:p>
@@ -13250,8 +14783,37 @@
         <w:rPr>
           <w:color w:val="000000"/>
         </w:rPr>
-        <w:t xml:space="preserve">    annotated_items = canvas.find_withtag(</w:t>
-      </w:r>
+        <w:t xml:space="preserve">    </w:t>
+      </w:r>
+      <w:proofErr w:type="spellStart"/>
+      <w:r>
+        <w:rPr>
+          <w:color w:val="000000"/>
+        </w:rPr>
+        <w:t>annotated_items</w:t>
+      </w:r>
+      <w:proofErr w:type="spellEnd"/>
+      <w:r>
+        <w:rPr>
+          <w:color w:val="000000"/>
+        </w:rPr>
+        <w:t xml:space="preserve"> = </w:t>
+      </w:r>
+      <w:proofErr w:type="spellStart"/>
+      <w:r>
+        <w:rPr>
+          <w:color w:val="000000"/>
+        </w:rPr>
+        <w:t>canvas.find_withtag</w:t>
+      </w:r>
+      <w:proofErr w:type="spellEnd"/>
+      <w:r>
+        <w:rPr>
+          <w:color w:val="000000"/>
+        </w:rPr>
+        <w:t>(</w:t>
+      </w:r>
+      <w:proofErr w:type="spellStart"/>
       <w:r>
         <w:rPr>
           <w:i/>
@@ -13265,7 +14827,14 @@
         <w:rPr>
           <w:color w:val="000000"/>
         </w:rPr>
-        <w:t>.annotate_tag)</w:t>
+        <w:t>.annotate_tag</w:t>
+      </w:r>
+      <w:proofErr w:type="spellEnd"/>
+      <w:r>
+        <w:rPr>
+          <w:color w:val="000000"/>
+        </w:rPr>
+        <w:t>)</w:t>
       </w:r>
     </w:p>
     <w:p>
@@ -13278,7 +14847,35 @@
         <w:rPr>
           <w:color w:val="000000"/>
         </w:rPr>
-        <w:t xml:space="preserve">    annotated_set = set(annotated_items)</w:t>
+        <w:t xml:space="preserve">    </w:t>
+      </w:r>
+      <w:proofErr w:type="spellStart"/>
+      <w:r>
+        <w:rPr>
+          <w:color w:val="000000"/>
+        </w:rPr>
+        <w:t>annotated_set</w:t>
+      </w:r>
+      <w:proofErr w:type="spellEnd"/>
+      <w:r>
+        <w:rPr>
+          <w:color w:val="000000"/>
+        </w:rPr>
+        <w:t xml:space="preserve"> = set(</w:t>
+      </w:r>
+      <w:proofErr w:type="spellStart"/>
+      <w:r>
+        <w:rPr>
+          <w:color w:val="000000"/>
+        </w:rPr>
+        <w:t>annotated_items</w:t>
+      </w:r>
+      <w:proofErr w:type="spellEnd"/>
+      <w:r>
+        <w:rPr>
+          <w:color w:val="000000"/>
+        </w:rPr>
+        <w:t>)</w:t>
       </w:r>
     </w:p>
     <w:p>
@@ -13315,7 +14912,21 @@
         <w:rPr>
           <w:color w:val="000000"/>
         </w:rPr>
-        <w:t xml:space="preserve"> items_over_raw:</w:t>
+        <w:t xml:space="preserve"> </w:t>
+      </w:r>
+      <w:proofErr w:type="spellStart"/>
+      <w:r>
+        <w:rPr>
+          <w:color w:val="000000"/>
+        </w:rPr>
+        <w:t>items_over_raw</w:t>
+      </w:r>
+      <w:proofErr w:type="spellEnd"/>
+      <w:r>
+        <w:rPr>
+          <w:color w:val="000000"/>
+        </w:rPr>
+        <w:t>:</w:t>
       </w:r>
     </w:p>
     <w:p>
@@ -13352,7 +14963,21 @@
         <w:rPr>
           <w:color w:val="000000"/>
         </w:rPr>
-        <w:t xml:space="preserve"> annotated_set:</w:t>
+        <w:t xml:space="preserve"> </w:t>
+      </w:r>
+      <w:proofErr w:type="spellStart"/>
+      <w:r>
+        <w:rPr>
+          <w:color w:val="000000"/>
+        </w:rPr>
+        <w:t>annotated_set</w:t>
+      </w:r>
+      <w:proofErr w:type="spellEnd"/>
+      <w:r>
+        <w:rPr>
+          <w:color w:val="000000"/>
+        </w:rPr>
+        <w:t>:</w:t>
       </w:r>
     </w:p>
     <w:p>
@@ -13365,7 +14990,21 @@
         <w:rPr>
           <w:color w:val="000000"/>
         </w:rPr>
-        <w:t xml:space="preserve">            is_annotated = </w:t>
+        <w:t xml:space="preserve">            </w:t>
+      </w:r>
+      <w:proofErr w:type="spellStart"/>
+      <w:r>
+        <w:rPr>
+          <w:color w:val="000000"/>
+        </w:rPr>
+        <w:t>is_annotated</w:t>
+      </w:r>
+      <w:proofErr w:type="spellEnd"/>
+      <w:r>
+        <w:rPr>
+          <w:color w:val="000000"/>
+        </w:rPr>
+        <w:t xml:space="preserve"> = </w:t>
       </w:r>
       <w:r>
         <w:rPr>
@@ -13415,7 +15054,21 @@
         <w:rPr>
           <w:color w:val="000000"/>
         </w:rPr>
-        <w:t xml:space="preserve">            is_annotated = </w:t>
+        <w:t xml:space="preserve">            </w:t>
+      </w:r>
+      <w:proofErr w:type="spellStart"/>
+      <w:r>
+        <w:rPr>
+          <w:color w:val="000000"/>
+        </w:rPr>
+        <w:t>is_annotated</w:t>
+      </w:r>
+      <w:proofErr w:type="spellEnd"/>
+      <w:r>
+        <w:rPr>
+          <w:color w:val="000000"/>
+        </w:rPr>
+        <w:t xml:space="preserve"> = </w:t>
       </w:r>
       <w:r>
         <w:rPr>
@@ -13448,14 +15101,34 @@
         </w:rPr>
         <w:t>.lg(</w:t>
       </w:r>
+      <w:proofErr w:type="spellStart"/>
       <w:r>
         <w:rPr>
           <w:i/>
           <w:iCs/>
           <w:color w:val="00AA00"/>
         </w:rPr>
-        <w:t>f"overlapping:</w:t>
-      </w:r>
+        <w:t>f"</w:t>
+      </w:r>
+      <w:proofErr w:type="gramStart"/>
+      <w:r>
+        <w:rPr>
+          <w:i/>
+          <w:iCs/>
+          <w:color w:val="00AA00"/>
+        </w:rPr>
+        <w:t>overlapping</w:t>
+      </w:r>
+      <w:proofErr w:type="spellEnd"/>
+      <w:r>
+        <w:rPr>
+          <w:i/>
+          <w:iCs/>
+          <w:color w:val="00AA00"/>
+        </w:rPr>
+        <w:t>:</w:t>
+      </w:r>
+      <w:proofErr w:type="gramEnd"/>
       <w:r>
         <w:rPr>
           <w:i/>
@@ -13478,7 +15151,25 @@
           <w:iCs/>
           <w:color w:val="C9802B"/>
         </w:rPr>
-        <w:t>{is_annotated}</w:t>
+        <w:t>{</w:t>
+      </w:r>
+      <w:proofErr w:type="spellStart"/>
+      <w:r>
+        <w:rPr>
+          <w:i/>
+          <w:iCs/>
+          <w:color w:val="C9802B"/>
+        </w:rPr>
+        <w:t>is_annotated</w:t>
+      </w:r>
+      <w:proofErr w:type="spellEnd"/>
+      <w:r>
+        <w:rPr>
+          <w:i/>
+          <w:iCs/>
+          <w:color w:val="C9802B"/>
+        </w:rPr>
+        <w:t>}</w:t>
       </w:r>
       <w:r>
         <w:rPr>
@@ -13541,7 +15232,21 @@
         <w:rPr>
           <w:color w:val="000000"/>
         </w:rPr>
-        <w:t xml:space="preserve"> annotated_set:</w:t>
+        <w:t xml:space="preserve"> </w:t>
+      </w:r>
+      <w:proofErr w:type="spellStart"/>
+      <w:r>
+        <w:rPr>
+          <w:color w:val="000000"/>
+        </w:rPr>
+        <w:t>annotated_set</w:t>
+      </w:r>
+      <w:proofErr w:type="spellEnd"/>
+      <w:r>
+        <w:rPr>
+          <w:color w:val="000000"/>
+        </w:rPr>
+        <w:t>:</w:t>
       </w:r>
     </w:p>
     <w:p>
@@ -13554,7 +15259,35 @@
         <w:rPr>
           <w:color w:val="000000"/>
         </w:rPr>
-        <w:t xml:space="preserve">            item_type = canvas.type(item)</w:t>
+        <w:t xml:space="preserve">            </w:t>
+      </w:r>
+      <w:proofErr w:type="spellStart"/>
+      <w:r>
+        <w:rPr>
+          <w:color w:val="000000"/>
+        </w:rPr>
+        <w:t>item_type</w:t>
+      </w:r>
+      <w:proofErr w:type="spellEnd"/>
+      <w:r>
+        <w:rPr>
+          <w:color w:val="000000"/>
+        </w:rPr>
+        <w:t xml:space="preserve"> = </w:t>
+      </w:r>
+      <w:proofErr w:type="spellStart"/>
+      <w:r>
+        <w:rPr>
+          <w:color w:val="000000"/>
+        </w:rPr>
+        <w:t>canvas.type</w:t>
+      </w:r>
+      <w:proofErr w:type="spellEnd"/>
+      <w:r>
+        <w:rPr>
+          <w:color w:val="000000"/>
+        </w:rPr>
+        <w:t>(item)</w:t>
       </w:r>
     </w:p>
     <w:p>
@@ -13567,7 +15300,21 @@
         <w:rPr>
           <w:color w:val="000000"/>
         </w:rPr>
-        <w:t xml:space="preserve">            fills = canvas.itemconfigure(item, </w:t>
+        <w:t xml:space="preserve">            fills = </w:t>
+      </w:r>
+      <w:proofErr w:type="spellStart"/>
+      <w:r>
+        <w:rPr>
+          <w:color w:val="000000"/>
+        </w:rPr>
+        <w:t>canvas.itemconfigure</w:t>
+      </w:r>
+      <w:proofErr w:type="spellEnd"/>
+      <w:r>
+        <w:rPr>
+          <w:color w:val="000000"/>
+        </w:rPr>
+        <w:t xml:space="preserve">(item, </w:t>
       </w:r>
       <w:r>
         <w:rPr>
@@ -13676,7 +15423,21 @@
         <w:rPr>
           <w:color w:val="000000"/>
         </w:rPr>
-        <w:t xml:space="preserve"> item_type == </w:t>
+        <w:t xml:space="preserve"> </w:t>
+      </w:r>
+      <w:proofErr w:type="spellStart"/>
+      <w:r>
+        <w:rPr>
+          <w:color w:val="000000"/>
+        </w:rPr>
+        <w:t>item_type</w:t>
+      </w:r>
+      <w:proofErr w:type="spellEnd"/>
+      <w:r>
+        <w:rPr>
+          <w:color w:val="000000"/>
+        </w:rPr>
+        <w:t xml:space="preserve"> == </w:t>
       </w:r>
       <w:r>
         <w:rPr>
@@ -13734,7 +15495,21 @@
         <w:rPr>
           <w:color w:val="000000"/>
         </w:rPr>
-        <w:t xml:space="preserve"> item_type == </w:t>
+        <w:t xml:space="preserve"> </w:t>
+      </w:r>
+      <w:proofErr w:type="spellStart"/>
+      <w:r>
+        <w:rPr>
+          <w:color w:val="000000"/>
+        </w:rPr>
+        <w:t>item_type</w:t>
+      </w:r>
+      <w:proofErr w:type="spellEnd"/>
+      <w:r>
+        <w:rPr>
+          <w:color w:val="000000"/>
+        </w:rPr>
+        <w:t xml:space="preserve"> == </w:t>
       </w:r>
       <w:r>
         <w:rPr>
@@ -13805,7 +15580,21 @@
         <w:rPr>
           <w:color w:val="000000"/>
         </w:rPr>
-        <w:t xml:space="preserve">                items_over.append(item)</w:t>
+        <w:t xml:space="preserve">                </w:t>
+      </w:r>
+      <w:proofErr w:type="spellStart"/>
+      <w:r>
+        <w:rPr>
+          <w:color w:val="000000"/>
+        </w:rPr>
+        <w:t>items_over.append</w:t>
+      </w:r>
+      <w:proofErr w:type="spellEnd"/>
+      <w:r>
+        <w:rPr>
+          <w:color w:val="000000"/>
+        </w:rPr>
+        <w:t>(item)</w:t>
       </w:r>
     </w:p>
     <w:p>
@@ -13824,8 +15613,16 @@
         <w:rPr>
           <w:color w:val="000000"/>
         </w:rPr>
-        <w:t xml:space="preserve"> items_over</w:t>
-      </w:r>
+        <w:t xml:space="preserve"> </w:t>
+      </w:r>
+      <w:proofErr w:type="spellStart"/>
+      <w:r>
+        <w:rPr>
+          <w:color w:val="000000"/>
+        </w:rPr>
+        <w:t>items_over</w:t>
+      </w:r>
+      <w:proofErr w:type="spellEnd"/>
     </w:p>
     <w:p/>
     <w:sectPr>
@@ -13841,7 +15638,7 @@
 </file>
 
 <file path=word/endnotes.xml><?xml version="1.0" encoding="utf-8"?>
-<w:endnotes xmlns:wpc="http://schemas.microsoft.com/office/word/2010/wordprocessingCanvas" xmlns:cx="http://schemas.microsoft.com/office/drawing/2014/chartex" xmlns:cx1="http://schemas.microsoft.com/office/drawing/2015/9/8/chartex" xmlns:cx2="http://schemas.microsoft.com/office/drawing/2015/10/21/chartex" xmlns:cx3="http://schemas.microsoft.com/office/drawing/2016/5/9/chartex" xmlns:cx4="http://schemas.microsoft.com/office/drawing/2016/5/10/chartex" xmlns:cx5="http://schemas.microsoft.com/office/drawing/2016/5/11/chartex" xmlns:cx6="http://schemas.microsoft.com/office/drawing/2016/5/12/chartex" xmlns:cx7="http://schemas.microsoft.com/office/drawing/2016/5/13/chartex" xmlns:cx8="http://schemas.microsoft.com/office/drawing/2016/5/14/chartex" xmlns:mc="http://schemas.openxmlformats.org/markup-compatibility/2006" xmlns:aink="http://schemas.microsoft.com/office/drawing/2016/ink" xmlns:am3d="http://schemas.microsoft.com/office/drawing/2017/model3d" xmlns:o="urn:schemas-microsoft-com:office:office" xmlns:oel="http://schemas.microsoft.com/office/2019/extlst" xmlns:r="http://schemas.openxmlformats.org/officeDocument/2006/relationships" xmlns:m="http://schemas.openxmlformats.org/officeDocument/2006/math" xmlns:v="urn:schemas-microsoft-com:vml" xmlns:wp14="http://schemas.microsoft.com/office/word/2010/wordprocessingDrawing" xmlns:wp="http://schemas.openxmlformats.org/drawingml/2006/wordprocessingDrawing" xmlns:w10="urn:schemas-microsoft-com:office:word" xmlns:w="http://schemas.openxmlformats.org/wordprocessingml/2006/main" xmlns:w14="http://schemas.microsoft.com/office/word/2010/wordml" xmlns:w15="http://schemas.microsoft.com/office/word/2012/wordml" xmlns:w16cex="http://schemas.microsoft.com/office/word/2018/wordml/cex" xmlns:w16cid="http://schemas.microsoft.com/office/word/2016/wordml/cid" xmlns:w16="http://schemas.microsoft.com/office/word/2018/wordml" xmlns:w16sdtdh="http://schemas.microsoft.com/office/word/2020/wordml/sdtdatahash" xmlns:w16se="http://schemas.microsoft.com/office/word/2015/wordml/symex" xmlns:wpg="http://schemas.microsoft.com/office/word/2010/wordprocessingGroup" xmlns:wpi="http://schemas.microsoft.com/office/word/2010/wordprocessingInk" xmlns:wne="http://schemas.microsoft.com/office/word/2006/wordml" xmlns:wps="http://schemas.microsoft.com/office/word/2010/wordprocessingShape" mc:Ignorable="w14 w15 w16se w16cid w16 w16cex w16sdtdh wp14">
+<w:endnotes xmlns:wpc="http://schemas.microsoft.com/office/word/2010/wordprocessingCanvas" xmlns:cx="http://schemas.microsoft.com/office/drawing/2014/chartex" xmlns:cx1="http://schemas.microsoft.com/office/drawing/2015/9/8/chartex" xmlns:cx2="http://schemas.microsoft.com/office/drawing/2015/10/21/chartex" xmlns:cx3="http://schemas.microsoft.com/office/drawing/2016/5/9/chartex" xmlns:cx4="http://schemas.microsoft.com/office/drawing/2016/5/10/chartex" xmlns:cx5="http://schemas.microsoft.com/office/drawing/2016/5/11/chartex" xmlns:cx6="http://schemas.microsoft.com/office/drawing/2016/5/12/chartex" xmlns:cx7="http://schemas.microsoft.com/office/drawing/2016/5/13/chartex" xmlns:cx8="http://schemas.microsoft.com/office/drawing/2016/5/14/chartex" xmlns:mc="http://schemas.openxmlformats.org/markup-compatibility/2006" xmlns:aink="http://schemas.microsoft.com/office/drawing/2016/ink" xmlns:am3d="http://schemas.microsoft.com/office/drawing/2017/model3d" xmlns:o="urn:schemas-microsoft-com:office:office" xmlns:oel="http://schemas.microsoft.com/office/2019/extlst" xmlns:r="http://schemas.openxmlformats.org/officeDocument/2006/relationships" xmlns:m="http://schemas.openxmlformats.org/officeDocument/2006/math" xmlns:v="urn:schemas-microsoft-com:vml" xmlns:wp14="http://schemas.microsoft.com/office/word/2010/wordprocessingDrawing" xmlns:wp="http://schemas.openxmlformats.org/drawingml/2006/wordprocessingDrawing" xmlns:w10="urn:schemas-microsoft-com:office:word" xmlns:w="http://schemas.openxmlformats.org/wordprocessingml/2006/main" xmlns:w14="http://schemas.microsoft.com/office/word/2010/wordml" xmlns:w15="http://schemas.microsoft.com/office/word/2012/wordml" xmlns:w16cex="http://schemas.microsoft.com/office/word/2018/wordml/cex" xmlns:w16cid="http://schemas.microsoft.com/office/word/2016/wordml/cid" xmlns:w16="http://schemas.microsoft.com/office/word/2018/wordml" xmlns:w16du="http://schemas.microsoft.com/office/word/2023/wordml/word16du" xmlns:w16sdtdh="http://schemas.microsoft.com/office/word/2020/wordml/sdtdatahash" xmlns:w16se="http://schemas.microsoft.com/office/word/2015/wordml/symex" xmlns:wpg="http://schemas.microsoft.com/office/word/2010/wordprocessingGroup" xmlns:wpi="http://schemas.microsoft.com/office/word/2010/wordprocessingInk" xmlns:wne="http://schemas.microsoft.com/office/word/2006/wordml" xmlns:wps="http://schemas.microsoft.com/office/word/2010/wordprocessingShape" mc:Ignorable="w14 w15 w16se w16cid w16 w16cex w16sdtdh w16du wp14">
   <w:endnote w:type="separator" w:id="-1">
     <w:p>
       <w:pPr>
@@ -13866,7 +15663,7 @@
 </file>
 
 <file path=word/footer1.xml><?xml version="1.0" encoding="utf-8"?>
-<w:ftr xmlns:wpc="http://schemas.microsoft.com/office/word/2010/wordprocessingCanvas" xmlns:cx="http://schemas.microsoft.com/office/drawing/2014/chartex" xmlns:cx1="http://schemas.microsoft.com/office/drawing/2015/9/8/chartex" xmlns:cx2="http://schemas.microsoft.com/office/drawing/2015/10/21/chartex" xmlns:cx3="http://schemas.microsoft.com/office/drawing/2016/5/9/chartex" xmlns:cx4="http://schemas.microsoft.com/office/drawing/2016/5/10/chartex" xmlns:cx5="http://schemas.microsoft.com/office/drawing/2016/5/11/chartex" xmlns:cx6="http://schemas.microsoft.com/office/drawing/2016/5/12/chartex" xmlns:cx7="http://schemas.microsoft.com/office/drawing/2016/5/13/chartex" xmlns:cx8="http://schemas.microsoft.com/office/drawing/2016/5/14/chartex" xmlns:mc="http://schemas.openxmlformats.org/markup-compatibility/2006" xmlns:aink="http://schemas.microsoft.com/office/drawing/2016/ink" xmlns:am3d="http://schemas.microsoft.com/office/drawing/2017/model3d" xmlns:o="urn:schemas-microsoft-com:office:office" xmlns:oel="http://schemas.microsoft.com/office/2019/extlst" xmlns:r="http://schemas.openxmlformats.org/officeDocument/2006/relationships" xmlns:m="http://schemas.openxmlformats.org/officeDocument/2006/math" xmlns:v="urn:schemas-microsoft-com:vml" xmlns:wp14="http://schemas.microsoft.com/office/word/2010/wordprocessingDrawing" xmlns:wp="http://schemas.openxmlformats.org/drawingml/2006/wordprocessingDrawing" xmlns:w10="urn:schemas-microsoft-com:office:word" xmlns:w="http://schemas.openxmlformats.org/wordprocessingml/2006/main" xmlns:w14="http://schemas.microsoft.com/office/word/2010/wordml" xmlns:w15="http://schemas.microsoft.com/office/word/2012/wordml" xmlns:w16cex="http://schemas.microsoft.com/office/word/2018/wordml/cex" xmlns:w16cid="http://schemas.microsoft.com/office/word/2016/wordml/cid" xmlns:w16="http://schemas.microsoft.com/office/word/2018/wordml" xmlns:w16sdtdh="http://schemas.microsoft.com/office/word/2020/wordml/sdtdatahash" xmlns:w16se="http://schemas.microsoft.com/office/word/2015/wordml/symex" xmlns:wpg="http://schemas.microsoft.com/office/word/2010/wordprocessingGroup" xmlns:wpi="http://schemas.microsoft.com/office/word/2010/wordprocessingInk" xmlns:wne="http://schemas.microsoft.com/office/word/2006/wordml" xmlns:wps="http://schemas.microsoft.com/office/word/2010/wordprocessingShape" mc:Ignorable="w14 w15 w16se w16cid w16 w16cex w16sdtdh wp14">
+<w:ftr xmlns:wpc="http://schemas.microsoft.com/office/word/2010/wordprocessingCanvas" xmlns:cx="http://schemas.microsoft.com/office/drawing/2014/chartex" xmlns:cx1="http://schemas.microsoft.com/office/drawing/2015/9/8/chartex" xmlns:cx2="http://schemas.microsoft.com/office/drawing/2015/10/21/chartex" xmlns:cx3="http://schemas.microsoft.com/office/drawing/2016/5/9/chartex" xmlns:cx4="http://schemas.microsoft.com/office/drawing/2016/5/10/chartex" xmlns:cx5="http://schemas.microsoft.com/office/drawing/2016/5/11/chartex" xmlns:cx6="http://schemas.microsoft.com/office/drawing/2016/5/12/chartex" xmlns:cx7="http://schemas.microsoft.com/office/drawing/2016/5/13/chartex" xmlns:cx8="http://schemas.microsoft.com/office/drawing/2016/5/14/chartex" xmlns:mc="http://schemas.openxmlformats.org/markup-compatibility/2006" xmlns:aink="http://schemas.microsoft.com/office/drawing/2016/ink" xmlns:am3d="http://schemas.microsoft.com/office/drawing/2017/model3d" xmlns:o="urn:schemas-microsoft-com:office:office" xmlns:oel="http://schemas.microsoft.com/office/2019/extlst" xmlns:r="http://schemas.openxmlformats.org/officeDocument/2006/relationships" xmlns:m="http://schemas.openxmlformats.org/officeDocument/2006/math" xmlns:v="urn:schemas-microsoft-com:vml" xmlns:wp14="http://schemas.microsoft.com/office/word/2010/wordprocessingDrawing" xmlns:wp="http://schemas.openxmlformats.org/drawingml/2006/wordprocessingDrawing" xmlns:w10="urn:schemas-microsoft-com:office:word" xmlns:w="http://schemas.openxmlformats.org/wordprocessingml/2006/main" xmlns:w14="http://schemas.microsoft.com/office/word/2010/wordml" xmlns:w15="http://schemas.microsoft.com/office/word/2012/wordml" xmlns:w16cex="http://schemas.microsoft.com/office/word/2018/wordml/cex" xmlns:w16cid="http://schemas.microsoft.com/office/word/2016/wordml/cid" xmlns:w16="http://schemas.microsoft.com/office/word/2018/wordml" xmlns:w16du="http://schemas.microsoft.com/office/word/2023/wordml/word16du" xmlns:w16sdtdh="http://schemas.microsoft.com/office/word/2020/wordml/sdtdatahash" xmlns:w16se="http://schemas.microsoft.com/office/word/2015/wordml/symex" xmlns:wpg="http://schemas.microsoft.com/office/word/2010/wordprocessingGroup" xmlns:wpi="http://schemas.microsoft.com/office/word/2010/wordprocessingInk" xmlns:wne="http://schemas.microsoft.com/office/word/2006/wordml" xmlns:wps="http://schemas.microsoft.com/office/word/2010/wordprocessingShape" mc:Ignorable="w14 w15 w16se w16cid w16 w16cex w16sdtdh w16du wp14">
   <w:p>
     <w:pPr>
       <w:pStyle w:val="Footer"/>
@@ -13906,7 +15703,7 @@
 </file>
 
 <file path=word/footnotes.xml><?xml version="1.0" encoding="utf-8"?>
-<w:footnotes xmlns:wpc="http://schemas.microsoft.com/office/word/2010/wordprocessingCanvas" xmlns:cx="http://schemas.microsoft.com/office/drawing/2014/chartex" xmlns:cx1="http://schemas.microsoft.com/office/drawing/2015/9/8/chartex" xmlns:cx2="http://schemas.microsoft.com/office/drawing/2015/10/21/chartex" xmlns:cx3="http://schemas.microsoft.com/office/drawing/2016/5/9/chartex" xmlns:cx4="http://schemas.microsoft.com/office/drawing/2016/5/10/chartex" xmlns:cx5="http://schemas.microsoft.com/office/drawing/2016/5/11/chartex" xmlns:cx6="http://schemas.microsoft.com/office/drawing/2016/5/12/chartex" xmlns:cx7="http://schemas.microsoft.com/office/drawing/2016/5/13/chartex" xmlns:cx8="http://schemas.microsoft.com/office/drawing/2016/5/14/chartex" xmlns:mc="http://schemas.openxmlformats.org/markup-compatibility/2006" xmlns:aink="http://schemas.microsoft.com/office/drawing/2016/ink" xmlns:am3d="http://schemas.microsoft.com/office/drawing/2017/model3d" xmlns:o="urn:schemas-microsoft-com:office:office" xmlns:oel="http://schemas.microsoft.com/office/2019/extlst" xmlns:r="http://schemas.openxmlformats.org/officeDocument/2006/relationships" xmlns:m="http://schemas.openxmlformats.org/officeDocument/2006/math" xmlns:v="urn:schemas-microsoft-com:vml" xmlns:wp14="http://schemas.microsoft.com/office/word/2010/wordprocessingDrawing" xmlns:wp="http://schemas.openxmlformats.org/drawingml/2006/wordprocessingDrawing" xmlns:w10="urn:schemas-microsoft-com:office:word" xmlns:w="http://schemas.openxmlformats.org/wordprocessingml/2006/main" xmlns:w14="http://schemas.microsoft.com/office/word/2010/wordml" xmlns:w15="http://schemas.microsoft.com/office/word/2012/wordml" xmlns:w16cex="http://schemas.microsoft.com/office/word/2018/wordml/cex" xmlns:w16cid="http://schemas.microsoft.com/office/word/2016/wordml/cid" xmlns:w16="http://schemas.microsoft.com/office/word/2018/wordml" xmlns:w16sdtdh="http://schemas.microsoft.com/office/word/2020/wordml/sdtdatahash" xmlns:w16se="http://schemas.microsoft.com/office/word/2015/wordml/symex" xmlns:wpg="http://schemas.microsoft.com/office/word/2010/wordprocessingGroup" xmlns:wpi="http://schemas.microsoft.com/office/word/2010/wordprocessingInk" xmlns:wne="http://schemas.microsoft.com/office/word/2006/wordml" xmlns:wps="http://schemas.microsoft.com/office/word/2010/wordprocessingShape" mc:Ignorable="w14 w15 w16se w16cid w16 w16cex w16sdtdh wp14">
+<w:footnotes xmlns:wpc="http://schemas.microsoft.com/office/word/2010/wordprocessingCanvas" xmlns:cx="http://schemas.microsoft.com/office/drawing/2014/chartex" xmlns:cx1="http://schemas.microsoft.com/office/drawing/2015/9/8/chartex" xmlns:cx2="http://schemas.microsoft.com/office/drawing/2015/10/21/chartex" xmlns:cx3="http://schemas.microsoft.com/office/drawing/2016/5/9/chartex" xmlns:cx4="http://schemas.microsoft.com/office/drawing/2016/5/10/chartex" xmlns:cx5="http://schemas.microsoft.com/office/drawing/2016/5/11/chartex" xmlns:cx6="http://schemas.microsoft.com/office/drawing/2016/5/12/chartex" xmlns:cx7="http://schemas.microsoft.com/office/drawing/2016/5/13/chartex" xmlns:cx8="http://schemas.microsoft.com/office/drawing/2016/5/14/chartex" xmlns:mc="http://schemas.openxmlformats.org/markup-compatibility/2006" xmlns:aink="http://schemas.microsoft.com/office/drawing/2016/ink" xmlns:am3d="http://schemas.microsoft.com/office/drawing/2017/model3d" xmlns:o="urn:schemas-microsoft-com:office:office" xmlns:oel="http://schemas.microsoft.com/office/2019/extlst" xmlns:r="http://schemas.openxmlformats.org/officeDocument/2006/relationships" xmlns:m="http://schemas.openxmlformats.org/officeDocument/2006/math" xmlns:v="urn:schemas-microsoft-com:vml" xmlns:wp14="http://schemas.microsoft.com/office/word/2010/wordprocessingDrawing" xmlns:wp="http://schemas.openxmlformats.org/drawingml/2006/wordprocessingDrawing" xmlns:w10="urn:schemas-microsoft-com:office:word" xmlns:w="http://schemas.openxmlformats.org/wordprocessingml/2006/main" xmlns:w14="http://schemas.microsoft.com/office/word/2010/wordml" xmlns:w15="http://schemas.microsoft.com/office/word/2012/wordml" xmlns:w16cex="http://schemas.microsoft.com/office/word/2018/wordml/cex" xmlns:w16cid="http://schemas.microsoft.com/office/word/2016/wordml/cid" xmlns:w16="http://schemas.microsoft.com/office/word/2018/wordml" xmlns:w16du="http://schemas.microsoft.com/office/word/2023/wordml/word16du" xmlns:w16sdtdh="http://schemas.microsoft.com/office/word/2020/wordml/sdtdatahash" xmlns:w16se="http://schemas.microsoft.com/office/word/2015/wordml/symex" xmlns:wpg="http://schemas.microsoft.com/office/word/2010/wordprocessingGroup" xmlns:wpi="http://schemas.microsoft.com/office/word/2010/wordprocessingInk" xmlns:wne="http://schemas.microsoft.com/office/word/2006/wordml" xmlns:wps="http://schemas.microsoft.com/office/word/2010/wordprocessingShape" mc:Ignorable="w14 w15 w16se w16cid w16 w16cex w16sdtdh w16du wp14">
   <w:footnote w:type="separator" w:id="-1">
     <w:p>
       <w:pPr>
@@ -13931,7 +15728,7 @@
 </file>
 
 <file path=word/header1.xml><?xml version="1.0" encoding="utf-8"?>
-<w:hdr xmlns:wpc="http://schemas.microsoft.com/office/word/2010/wordprocessingCanvas" xmlns:cx="http://schemas.microsoft.com/office/drawing/2014/chartex" xmlns:cx1="http://schemas.microsoft.com/office/drawing/2015/9/8/chartex" xmlns:cx2="http://schemas.microsoft.com/office/drawing/2015/10/21/chartex" xmlns:cx3="http://schemas.microsoft.com/office/drawing/2016/5/9/chartex" xmlns:cx4="http://schemas.microsoft.com/office/drawing/2016/5/10/chartex" xmlns:cx5="http://schemas.microsoft.com/office/drawing/2016/5/11/chartex" xmlns:cx6="http://schemas.microsoft.com/office/drawing/2016/5/12/chartex" xmlns:cx7="http://schemas.microsoft.com/office/drawing/2016/5/13/chartex" xmlns:cx8="http://schemas.microsoft.com/office/drawing/2016/5/14/chartex" xmlns:mc="http://schemas.openxmlformats.org/markup-compatibility/2006" xmlns:aink="http://schemas.microsoft.com/office/drawing/2016/ink" xmlns:am3d="http://schemas.microsoft.com/office/drawing/2017/model3d" xmlns:o="urn:schemas-microsoft-com:office:office" xmlns:oel="http://schemas.microsoft.com/office/2019/extlst" xmlns:r="http://schemas.openxmlformats.org/officeDocument/2006/relationships" xmlns:m="http://schemas.openxmlformats.org/officeDocument/2006/math" xmlns:v="urn:schemas-microsoft-com:vml" xmlns:wp14="http://schemas.microsoft.com/office/word/2010/wordprocessingDrawing" xmlns:wp="http://schemas.openxmlformats.org/drawingml/2006/wordprocessingDrawing" xmlns:w10="urn:schemas-microsoft-com:office:word" xmlns:w="http://schemas.openxmlformats.org/wordprocessingml/2006/main" xmlns:w14="http://schemas.microsoft.com/office/word/2010/wordml" xmlns:w15="http://schemas.microsoft.com/office/word/2012/wordml" xmlns:w16cex="http://schemas.microsoft.com/office/word/2018/wordml/cex" xmlns:w16cid="http://schemas.microsoft.com/office/word/2016/wordml/cid" xmlns:w16="http://schemas.microsoft.com/office/word/2018/wordml" xmlns:w16sdtdh="http://schemas.microsoft.com/office/word/2020/wordml/sdtdatahash" xmlns:w16se="http://schemas.microsoft.com/office/word/2015/wordml/symex" xmlns:wpg="http://schemas.microsoft.com/office/word/2010/wordprocessingGroup" xmlns:wpi="http://schemas.microsoft.com/office/word/2010/wordprocessingInk" xmlns:wne="http://schemas.microsoft.com/office/word/2006/wordml" xmlns:wps="http://schemas.microsoft.com/office/word/2010/wordprocessingShape" mc:Ignorable="w14 w15 w16se w16cid w16 w16cex w16sdtdh wp14">
+<w:hdr xmlns:wpc="http://schemas.microsoft.com/office/word/2010/wordprocessingCanvas" xmlns:cx="http://schemas.microsoft.com/office/drawing/2014/chartex" xmlns:cx1="http://schemas.microsoft.com/office/drawing/2015/9/8/chartex" xmlns:cx2="http://schemas.microsoft.com/office/drawing/2015/10/21/chartex" xmlns:cx3="http://schemas.microsoft.com/office/drawing/2016/5/9/chartex" xmlns:cx4="http://schemas.microsoft.com/office/drawing/2016/5/10/chartex" xmlns:cx5="http://schemas.microsoft.com/office/drawing/2016/5/11/chartex" xmlns:cx6="http://schemas.microsoft.com/office/drawing/2016/5/12/chartex" xmlns:cx7="http://schemas.microsoft.com/office/drawing/2016/5/13/chartex" xmlns:cx8="http://schemas.microsoft.com/office/drawing/2016/5/14/chartex" xmlns:mc="http://schemas.openxmlformats.org/markup-compatibility/2006" xmlns:aink="http://schemas.microsoft.com/office/drawing/2016/ink" xmlns:am3d="http://schemas.microsoft.com/office/drawing/2017/model3d" xmlns:o="urn:schemas-microsoft-com:office:office" xmlns:oel="http://schemas.microsoft.com/office/2019/extlst" xmlns:r="http://schemas.openxmlformats.org/officeDocument/2006/relationships" xmlns:m="http://schemas.openxmlformats.org/officeDocument/2006/math" xmlns:v="urn:schemas-microsoft-com:vml" xmlns:wp14="http://schemas.microsoft.com/office/word/2010/wordprocessingDrawing" xmlns:wp="http://schemas.openxmlformats.org/drawingml/2006/wordprocessingDrawing" xmlns:w10="urn:schemas-microsoft-com:office:word" xmlns:w="http://schemas.openxmlformats.org/wordprocessingml/2006/main" xmlns:w14="http://schemas.microsoft.com/office/word/2010/wordml" xmlns:w15="http://schemas.microsoft.com/office/word/2012/wordml" xmlns:w16cex="http://schemas.microsoft.com/office/word/2018/wordml/cex" xmlns:w16cid="http://schemas.microsoft.com/office/word/2016/wordml/cid" xmlns:w16="http://schemas.microsoft.com/office/word/2018/wordml" xmlns:w16du="http://schemas.microsoft.com/office/word/2023/wordml/word16du" xmlns:w16sdtdh="http://schemas.microsoft.com/office/word/2020/wordml/sdtdatahash" xmlns:w16se="http://schemas.microsoft.com/office/word/2015/wordml/symex" xmlns:wpg="http://schemas.microsoft.com/office/word/2010/wordprocessingGroup" xmlns:wpi="http://schemas.microsoft.com/office/word/2010/wordprocessingInk" xmlns:wne="http://schemas.microsoft.com/office/word/2006/wordml" xmlns:wps="http://schemas.microsoft.com/office/word/2010/wordprocessingShape" mc:Ignorable="w14 w15 w16se w16cid w16 w16cex w16sdtdh w16du wp14">
   <w:p>
     <w:pPr>
       <w:pStyle w:val="Header"/>
@@ -13973,7 +15770,7 @@
       <w:rPr>
         <w:noProof/>
       </w:rPr>
-      <w:t>January 17, 2023</w:t>
+      <w:t>August 7, 2024</w:t>
     </w:r>
     <w:r>
       <w:fldChar w:fldCharType="end"/>
@@ -13983,7 +15780,7 @@
 </file>
 
 <file path=word/numbering.xml><?xml version="1.0" encoding="utf-8"?>
-<w:numbering xmlns:wpc="http://schemas.microsoft.com/office/word/2010/wordprocessingCanvas" xmlns:cx="http://schemas.microsoft.com/office/drawing/2014/chartex" xmlns:cx1="http://schemas.microsoft.com/office/drawing/2015/9/8/chartex" xmlns:cx2="http://schemas.microsoft.com/office/drawing/2015/10/21/chartex" xmlns:cx3="http://schemas.microsoft.com/office/drawing/2016/5/9/chartex" xmlns:cx4="http://schemas.microsoft.com/office/drawing/2016/5/10/chartex" xmlns:cx5="http://schemas.microsoft.com/office/drawing/2016/5/11/chartex" xmlns:cx6="http://schemas.microsoft.com/office/drawing/2016/5/12/chartex" xmlns:cx7="http://schemas.microsoft.com/office/drawing/2016/5/13/chartex" xmlns:cx8="http://schemas.microsoft.com/office/drawing/2016/5/14/chartex" xmlns:mc="http://schemas.openxmlformats.org/markup-compatibility/2006" xmlns:aink="http://schemas.microsoft.com/office/drawing/2016/ink" xmlns:am3d="http://schemas.microsoft.com/office/drawing/2017/model3d" xmlns:o="urn:schemas-microsoft-com:office:office" xmlns:oel="http://schemas.microsoft.com/office/2019/extlst" xmlns:r="http://schemas.openxmlformats.org/officeDocument/2006/relationships" xmlns:m="http://schemas.openxmlformats.org/officeDocument/2006/math" xmlns:v="urn:schemas-microsoft-com:vml" xmlns:wp14="http://schemas.microsoft.com/office/word/2010/wordprocessingDrawing" xmlns:wp="http://schemas.openxmlformats.org/drawingml/2006/wordprocessingDrawing" xmlns:w10="urn:schemas-microsoft-com:office:word" xmlns:w="http://schemas.openxmlformats.org/wordprocessingml/2006/main" xmlns:w14="http://schemas.microsoft.com/office/word/2010/wordml" xmlns:w15="http://schemas.microsoft.com/office/word/2012/wordml" xmlns:w16cex="http://schemas.microsoft.com/office/word/2018/wordml/cex" xmlns:w16cid="http://schemas.microsoft.com/office/word/2016/wordml/cid" xmlns:w16="http://schemas.microsoft.com/office/word/2018/wordml" xmlns:w16sdtdh="http://schemas.microsoft.com/office/word/2020/wordml/sdtdatahash" xmlns:w16se="http://schemas.microsoft.com/office/word/2015/wordml/symex" xmlns:wpg="http://schemas.microsoft.com/office/word/2010/wordprocessingGroup" xmlns:wpi="http://schemas.microsoft.com/office/word/2010/wordprocessingInk" xmlns:wne="http://schemas.microsoft.com/office/word/2006/wordml" xmlns:wps="http://schemas.microsoft.com/office/word/2010/wordprocessingShape" mc:Ignorable="w14 w15 w16se w16cid w16 w16cex w16sdtdh wp14">
+<w:numbering xmlns:wpc="http://schemas.microsoft.com/office/word/2010/wordprocessingCanvas" xmlns:cx="http://schemas.microsoft.com/office/drawing/2014/chartex" xmlns:cx1="http://schemas.microsoft.com/office/drawing/2015/9/8/chartex" xmlns:cx2="http://schemas.microsoft.com/office/drawing/2015/10/21/chartex" xmlns:cx3="http://schemas.microsoft.com/office/drawing/2016/5/9/chartex" xmlns:cx4="http://schemas.microsoft.com/office/drawing/2016/5/10/chartex" xmlns:cx5="http://schemas.microsoft.com/office/drawing/2016/5/11/chartex" xmlns:cx6="http://schemas.microsoft.com/office/drawing/2016/5/12/chartex" xmlns:cx7="http://schemas.microsoft.com/office/drawing/2016/5/13/chartex" xmlns:cx8="http://schemas.microsoft.com/office/drawing/2016/5/14/chartex" xmlns:mc="http://schemas.openxmlformats.org/markup-compatibility/2006" xmlns:aink="http://schemas.microsoft.com/office/drawing/2016/ink" xmlns:am3d="http://schemas.microsoft.com/office/drawing/2017/model3d" xmlns:o="urn:schemas-microsoft-com:office:office" xmlns:oel="http://schemas.microsoft.com/office/2019/extlst" xmlns:r="http://schemas.openxmlformats.org/officeDocument/2006/relationships" xmlns:m="http://schemas.openxmlformats.org/officeDocument/2006/math" xmlns:v="urn:schemas-microsoft-com:vml" xmlns:wp14="http://schemas.microsoft.com/office/word/2010/wordprocessingDrawing" xmlns:wp="http://schemas.openxmlformats.org/drawingml/2006/wordprocessingDrawing" xmlns:w10="urn:schemas-microsoft-com:office:word" xmlns:w="http://schemas.openxmlformats.org/wordprocessingml/2006/main" xmlns:w14="http://schemas.microsoft.com/office/word/2010/wordml" xmlns:w15="http://schemas.microsoft.com/office/word/2012/wordml" xmlns:w16cex="http://schemas.microsoft.com/office/word/2018/wordml/cex" xmlns:w16cid="http://schemas.microsoft.com/office/word/2016/wordml/cid" xmlns:w16="http://schemas.microsoft.com/office/word/2018/wordml" xmlns:w16du="http://schemas.microsoft.com/office/word/2023/wordml/word16du" xmlns:w16sdtdh="http://schemas.microsoft.com/office/word/2020/wordml/sdtdatahash" xmlns:w16se="http://schemas.microsoft.com/office/word/2015/wordml/symex" xmlns:wpg="http://schemas.microsoft.com/office/word/2010/wordprocessingGroup" xmlns:wpi="http://schemas.microsoft.com/office/word/2010/wordprocessingInk" xmlns:wne="http://schemas.microsoft.com/office/word/2006/wordml" xmlns:wps="http://schemas.microsoft.com/office/word/2010/wordprocessingShape" mc:Ignorable="w14 w15 w16se w16cid w16 w16cex w16sdtdh w16du wp14">
   <w:abstractNum w:abstractNumId="0" w15:restartNumberingAfterBreak="0">
     <w:nsid w:val="0A4B0FD3"/>
     <w:multiLevelType w:val="hybridMultilevel"/>
@@ -16390,7 +18187,7 @@
 </file>
 
 <file path=word/styles.xml><?xml version="1.0" encoding="utf-8"?>
-<w:styles xmlns:mc="http://schemas.openxmlformats.org/markup-compatibility/2006" xmlns:r="http://schemas.openxmlformats.org/officeDocument/2006/relationships" xmlns:w="http://schemas.openxmlformats.org/wordprocessingml/2006/main" xmlns:w14="http://schemas.microsoft.com/office/word/2010/wordml" xmlns:w15="http://schemas.microsoft.com/office/word/2012/wordml" xmlns:w16cex="http://schemas.microsoft.com/office/word/2018/wordml/cex" xmlns:w16cid="http://schemas.microsoft.com/office/word/2016/wordml/cid" xmlns:w16="http://schemas.microsoft.com/office/word/2018/wordml" xmlns:w16sdtdh="http://schemas.microsoft.com/office/word/2020/wordml/sdtdatahash" xmlns:w16se="http://schemas.microsoft.com/office/word/2015/wordml/symex" mc:Ignorable="w14 w15 w16se w16cid w16 w16cex w16sdtdh">
+<w:styles xmlns:mc="http://schemas.openxmlformats.org/markup-compatibility/2006" xmlns:r="http://schemas.openxmlformats.org/officeDocument/2006/relationships" xmlns:w="http://schemas.openxmlformats.org/wordprocessingml/2006/main" xmlns:w14="http://schemas.microsoft.com/office/word/2010/wordml" xmlns:w15="http://schemas.microsoft.com/office/word/2012/wordml" xmlns:w16cex="http://schemas.microsoft.com/office/word/2018/wordml/cex" xmlns:w16cid="http://schemas.microsoft.com/office/word/2016/wordml/cid" xmlns:w16="http://schemas.microsoft.com/office/word/2018/wordml" xmlns:w16du="http://schemas.microsoft.com/office/word/2023/wordml/word16du" xmlns:w16sdtdh="http://schemas.microsoft.com/office/word/2020/wordml/sdtdatahash" xmlns:w16se="http://schemas.microsoft.com/office/word/2015/wordml/symex" mc:Ignorable="w14 w15 w16se w16cid w16 w16cex w16sdtdh w16du">
   <w:docDefaults>
     <w:rPrDefault>
       <w:rPr>
